--- a/attached_assets/Диплом_Ксёнжик_перефразировано_с_цитатами.docx
+++ b/attached_assets/Диплом_Ксёнжик_перефразировано_с_цитатами.docx
@@ -1475,7 +1475,7 @@
           <w:szCs w:val="24"/>
           <w:lang w:bidi="en-US"/>
         </w:rPr>
-        <w:t xml:space="preserve">«Дипломный проект по направлению подготовки в области информационных систем и технологий представляет собой выпускную квалификационную работу, в рамках которой студент демонстрирует способность к самостоятельному решению профессиональных задач, связанных с анализом предметной области, проектированием и реализацией программного средства, а также с обоснованием принятых проектных и экономических решений» [25, с. 14].</w:t>
+        <w:t xml:space="preserve">По словам М.В. Григорьева, «Дипломный проект по направлению подготовки в области информационных систем и технологий представляет собой выпускную квалификационную работу, в рамках которой студент демонстрирует способность к самостоятельному решению профессиональных задач, связанных с анализом предметной области, проектированием и реализацией программного средства, а также с обоснованием принятых проектных и экономических решений» [25, с. 14].</w:t>
       </w:r>
     </w:p>
     <w:p>
@@ -9500,7 +9500,7 @@
           <w:b w:val="0"/>
           <w:color w:val="auto"/>
         </w:rPr>
-        <w:t xml:space="preserve">«Новостной интернет-портал представляет собой специализированный веб-ресурс, обеспечивающий сбор, первичную обработку, систематизацию и оперативное распространение актуальной информации среди широкой аудитории; характерными чертами таких ресурсов являются высокая частота обновления материалов, рубрикация контента и наличие средств обратной связи с пользователем» [23, с. 12].</w:t>
+        <w:t xml:space="preserve">По словам Н.Р. Полуэктовой, «Новостной интернет-портал представляет собой специализированный веб-ресурс, обеспечивающий сбор, первичную обработку, систематизацию и оперативное распространение актуальной информации среди широкой аудитории; характерными чертами таких ресурсов являются высокая частота обновления материалов, рубрикация контента и наличие средств обратной связи с пользователем» [23, с. 12].</w:t>
       </w:r>
     </w:p>
     <w:p>
@@ -9542,7 +9542,7 @@
           <w:b w:val="0"/>
           <w:color w:val="auto"/>
         </w:rPr>
-        <w:t xml:space="preserve">«Актуальность разработки информационных систем для медийной отрасли обусловлена устойчивой тенденцией перехода аудитории от традиционных каналов получения новостей к цифровым платформам, что требует от современного издателя оперативной публикации материалов, персонализации подачи контента и поддержки активных форм взаимодействия с читателем» [25, с. 9].</w:t>
+        <w:t xml:space="preserve">По словам М.В. Григорьева, «Актуальность разработки информационных систем для медийной отрасли обусловлена устойчивой тенденцией перехода аудитории от традиционных каналов получения новостей к цифровым платформам, что требует от современного издателя оперативной публикации материалов, персонализации подачи контента и поддержки активных форм взаимодействия с читателем» [25, с. 9].</w:t>
       </w:r>
     </w:p>
     <w:p>
@@ -9825,48 +9825,6 @@
           <w:color w:val="auto"/>
         </w:rPr>
         <w:t>Практическая значимость работы заключается в том, что разработанная система может быть использована в качестве основы для полноценного новостного сайта, позволяющего централизованно управлять публикациями, упрощать работу администратора и повышать удобство для конечных пользователей. Реализация личного кабинета, системы закладок, комментариев и учёта пользовательской активности делает приложение более современным и удобным по сравнению с классическими новостными ресурсами.</w:t>
-      </w:r>
-    </w:p>
-    <w:p>
-      <w:pPr>
-        <w:pStyle w:val="1"/>
-        <w:spacing w:before="4" w:after="4" w:line="360" w:lineRule="exact"/>
-        <w:ind w:left="170" w:right="57" w:firstLine="709"/>
-        <w:jc w:val="both"/>
-        <w:rPr>
-          <w:rFonts w:ascii="Times New Roman" w:hAnsi="Times New Roman" w:cs="Times New Roman"/>
-          <w:b w:val="0"/>
-          <w:color w:val="auto"/>
-        </w:rPr>
-      </w:pPr>
-      <w:r>
-        <w:rPr>
-          <w:rFonts w:ascii="Times New Roman" w:hAnsi="Times New Roman" w:cs="Times New Roman"/>
-          <w:b w:val="0"/>
-          <w:color w:val="auto"/>
-        </w:rPr>
-        <w:t xml:space="preserve">«Структурно выпускная квалификационная работа должна включать введение, основную часть, разбитую на главы в соответствии с этапами выполнения исследования, заключение и список использованных источников; объём, содержание и оформление работы определяются методическими указаниями выпускающей кафедры» [26, с. 28].</w:t>
-      </w:r>
-    </w:p>
-    <w:p>
-      <w:pPr>
-        <w:pStyle w:val="1"/>
-        <w:spacing w:before="4" w:after="4" w:line="360" w:lineRule="exact"/>
-        <w:ind w:left="170" w:right="57" w:firstLine="709"/>
-        <w:jc w:val="both"/>
-        <w:rPr>
-          <w:rFonts w:ascii="Times New Roman" w:hAnsi="Times New Roman" w:cs="Times New Roman"/>
-          <w:b w:val="0"/>
-          <w:color w:val="auto"/>
-        </w:rPr>
-      </w:pPr>
-      <w:r>
-        <w:rPr>
-          <w:rFonts w:ascii="Times New Roman" w:hAnsi="Times New Roman" w:cs="Times New Roman"/>
-          <w:b w:val="0"/>
-          <w:color w:val="auto"/>
-        </w:rPr>
-        <w:t xml:space="preserve">«Практическая значимость дипломной работы по направлению «Информационные системы и технологии» определяется возможностью применения разработанного программного средства в реальной деятельности организации-заказчика, а также пригодностью предложенных проектных решений для последующего тиражирования и адаптации под смежные предметные области» [25, с. 268].</w:t>
       </w:r>
     </w:p>
     <w:p>
@@ -9911,6 +9869,29 @@
           <w:color w:val="auto"/>
         </w:rPr>
         <w:t>Структурно дипломный проект состоит из трёх глав. В первой главе рассматриваются аналитические аспекты предметной области, проводится анализ существующих решений и обосновывается необходимость разработки собственной системы. Во второй главе описывается проектирование архитектуры веб-приложения, базы данных, функциональных модулей и интерфейса, а также приводится описание реализации программной части. В третьей главе выполняется экономическое обоснование проекта и оценивается эффективность его разработки и внедрения.</w:t>
+      </w:r>
+    </w:p>
+    <w:p>
+      <w:pPr>
+        <w:pStyle w:val="1"/>
+        <w:keepNext w:val="0"/>
+        <w:keepLines w:val="0"/>
+        <w:spacing w:before="4" w:after="4" w:line="360" w:lineRule="exact"/>
+        <w:ind w:left="170" w:right="57" w:firstLine="709"/>
+        <w:jc w:val="both"/>
+        <w:rPr>
+          <w:rFonts w:ascii="Times New Roman" w:hAnsi="Times New Roman" w:cs="Times New Roman"/>
+          <w:b w:val="0"/>
+          <w:color w:val="auto"/>
+        </w:rPr>
+      </w:pPr>
+      <w:r>
+        <w:rPr>
+          <w:rFonts w:ascii="Times New Roman" w:hAnsi="Times New Roman" w:cs="Times New Roman"/>
+          <w:b w:val="0"/>
+          <w:color w:val="auto"/>
+        </w:rPr>
+        <w:t xml:space="preserve">По словам Д.В. Чистова, «Структурно выпускная квалификационная работа должна включать введение, основную часть, разбитую на главы в соответствии с этапами выполнения исследования, заключение и список использованных источников; объём, содержание и оформление работы определяются методическими указаниями выпускающей кафедры» [26, с. 28].</w:t>
       </w:r>
     </w:p>
     <w:p>
@@ -10904,7 +10885,7 @@
           <w:sz w:val="28"/>
           <w:szCs w:val="28"/>
         </w:rPr>
-        <w:t xml:space="preserve">«Организационная структура управления редакцией средств массовой информации представляет собой совокупность взаимосвязанных подразделений и должностных лиц, обеспечивающих выполнение производственного цикла подготовки и выпуска информационных материалов; типовая структура включает редакционные, выпускающие, технические и обеспечивающие подразделения» [25, с. 87].</w:t>
+        <w:t xml:space="preserve">По словам М.В. Григорьева, «Организационная структура управления редакцией средств массовой информации представляет собой совокупность взаимосвязанных подразделений и должностных лиц, обеспечивающих выполнение производственного цикла подготовки и выпуска информационных материалов; типовая структура включает редакционные, выпускающие, технические и обеспечивающие подразделения» [25, с. 87].</w:t>
       </w:r>
     </w:p>
     <w:p>
@@ -11352,7 +11333,7 @@
           <w:sz w:val="28"/>
           <w:szCs w:val="28"/>
         </w:rPr>
-        <w:t xml:space="preserve">«Под бизнес-процессом понимается устойчивая, целенаправленная совокупность взаимосвязанных видов деятельности, которая по определённой технологии преобразует входы в выходы, представляющие ценность для потребителя; описание бизнес-процессов служит исходной основой для последующей автоматизации и реинжиниринга деятельности предприятия» [26, с. 64].</w:t>
+        <w:t xml:space="preserve">По словам Д.В. Чистова, «Под бизнес-процессом понимается устойчивая, целенаправленная совокупность взаимосвязанных видов деятельности, которая по определённой технологии преобразует входы в выходы, представляющие ценность для потребителя; описание бизнес-процессов служит исходной основой для последующей автоматизации и реинжиниринга деятельности предприятия» [26, с. 64].</w:t>
       </w:r>
     </w:p>
     <w:p>
@@ -11736,27 +11717,6 @@
     </w:p>
     <w:p>
       <w:pPr>
-        <w:spacing w:before="4" w:after="4" w:line="240" w:lineRule="auto"/>
-        <w:ind w:left="170" w:right="57"/>
-        <w:jc w:val="center"/>
-        <w:rPr>
-          <w:rFonts w:ascii="Times New Roman" w:hAnsi="Times New Roman" w:cs="Times New Roman"/>
-          <w:b/>
-          <w:bCs/>
-        </w:rPr>
-      </w:pPr>
-      <w:r>
-        <w:rPr>
-          <w:rFonts w:ascii="Times New Roman" w:hAnsi="Times New Roman" w:cs="Times New Roman"/>
-          <w:b/>
-          <w:bCs/>
-        </w:rPr>
-        <w:lastRenderedPageBreak/>
-        <w:t xml:space="preserve">«Региональные новостные интернет-ресурсы выполняют важную социальную функцию информационного обеспечения жителей соответствующих территорий, оперативно освещая события местной жизни, деятельность органов власти, культурные, спортивные и социальные мероприятия» [25, с. 56].</w:t>
-      </w:r>
-    </w:p>
-    <w:p>
-      <w:pPr>
         <w:spacing w:before="4" w:after="4" w:line="360" w:lineRule="exact"/>
         <w:ind w:left="170" w:right="57"/>
         <w:jc w:val="center"/>
@@ -11874,6 +11834,25 @@
           <w:sz w:val="28"/>
           <w:szCs w:val="28"/>
         </w:rPr>
+        <w:t xml:space="preserve">По словам М.В. Григорьева, «Региональные новостные интернет-ресурсы выполняют важную социальную функцию информационного обеспечения жителей соответствующих территорий, оперативно освещая события местной жизни, деятельность органов власти, культурные, спортивные и социальные мероприятия» [25, с. 56].</w:t>
+      </w:r>
+    </w:p>
+    <w:p>
+      <w:pPr>
+        <w:pStyle w:val="ab"/>
+        <w:spacing w:before="4" w:beforeAutospacing="0" w:after="4" w:afterAutospacing="0" w:line="360" w:lineRule="exact"/>
+        <w:ind w:left="170" w:right="57" w:firstLine="709"/>
+        <w:jc w:val="both"/>
+        <w:rPr>
+          <w:sz w:val="28"/>
+          <w:szCs w:val="28"/>
+        </w:rPr>
+      </w:pPr>
+      <w:r>
+        <w:rPr>
+          <w:sz w:val="28"/>
+          <w:szCs w:val="28"/>
+        </w:rPr>
         <w:t>Ещё одним крупным белорусским новостным ресурсом является «СБ. Беларусь сегодня». Издание сочетает новостную ленту, аналитические материалы и тематические публикации</w:t>
       </w:r>
       <w:r>
@@ -11988,7 +11967,7 @@
           <w:sz w:val="28"/>
           <w:szCs w:val="28"/>
         </w:rPr>
-        <w:t xml:space="preserve">«Сравнительный анализ существующих программных решений выполняется по совокупности критериев, отражающих как функциональные возможности систем, так и их нефункциональные характеристики; результаты сравнительного анализа позволяют обоснованно сформулировать требования к проектируемой системе и определить её отличительные особенности» [26, с. 112].</w:t>
+        <w:t xml:space="preserve">По словам Д.В. Чистова, «Сравнительный анализ существующих программных решений выполняется по совокупности критериев, отражающих как функциональные возможности систем, так и их нефункциональные характеристики; результаты сравнительного анализа позволяют обоснованно сформулировать требования к проектируемой системе и определить её отличительные особенности» [26, с. 112].</w:t>
       </w:r>
     </w:p>
     <w:p>
@@ -13491,7 +13470,7 @@
           <w:bCs w:val="0"/>
           <w:color w:val="auto"/>
         </w:rPr>
-        <w:t xml:space="preserve">«Проектирование информационной системы представляет собой целенаправленную деятельность по разработке проектных решений, обеспечивающих создание системы, удовлетворяющей требованиям заказчика; результатом проектирования является комплекс документации, на основании которой выполняется последующая реализация и внедрение системы» [25, с. 22].</w:t>
+        <w:t xml:space="preserve">По словам М.В. Григорьева, «Проектирование информационной системы представляет собой целенаправленную деятельность по разработке проектных решений, обеспечивающих создание системы, удовлетворяющей требованиям заказчика; результатом проектирования является комплекс документации, на основании которой выполняется последующая реализация и внедрение системы» [25, с. 22].</w:t>
       </w:r>
     </w:p>
     <w:p>
@@ -13756,34 +13735,6 @@
           <w:sz w:val="28"/>
           <w:szCs w:val="28"/>
         </w:rPr>
-        <w:t xml:space="preserve">«Функциональные требования к информационной системе формулируются в виде перечня действий, которые система должна выполнять для удовлетворения потребностей пользователей; каждое требование должно быть проверяемым, непротиворечивым и согласованным с другими требованиями к системе» [40, с. 134].</w:t>
-      </w:r>
-    </w:p>
-    <w:p>
-      <w:pPr>
-        <w:numPr>
-          <w:ilvl w:val="0"/>
-          <w:numId w:val="43"/>
-        </w:numPr>
-        <w:tabs>
-          <w:tab w:val="clear" w:pos="720"/>
-          <w:tab w:val="num" w:pos="851"/>
-        </w:tabs>
-        <w:spacing w:before="4" w:after="4" w:line="360" w:lineRule="exact"/>
-        <w:ind w:left="170" w:right="57" w:firstLine="397"/>
-        <w:jc w:val="both"/>
-        <w:rPr>
-          <w:rFonts w:ascii="Times New Roman" w:eastAsia="Times New Roman" w:hAnsi="Times New Roman" w:cs="Times New Roman"/>
-          <w:sz w:val="28"/>
-          <w:szCs w:val="28"/>
-        </w:rPr>
-      </w:pPr>
-      <w:r>
-        <w:rPr>
-          <w:rFonts w:ascii="Times New Roman" w:eastAsia="Times New Roman" w:hAnsi="Times New Roman" w:cs="Times New Roman"/>
-          <w:sz w:val="28"/>
-          <w:szCs w:val="28"/>
-        </w:rPr>
         <w:t xml:space="preserve">работа с личным кабинетом; </w:t>
       </w:r>
     </w:p>
@@ -13968,6 +13919,26 @@
     </w:p>
     <w:p>
       <w:pPr>
+        <w:spacing w:before="4" w:after="4" w:line="360" w:lineRule="exact"/>
+        <w:ind w:left="170" w:right="57" w:firstLine="709"/>
+        <w:jc w:val="both"/>
+        <w:rPr>
+          <w:rFonts w:ascii="Times New Roman" w:eastAsia="Times New Roman" w:hAnsi="Times New Roman" w:cs="Times New Roman"/>
+          <w:sz w:val="28"/>
+          <w:szCs w:val="28"/>
+        </w:rPr>
+      </w:pPr>
+      <w:r>
+        <w:rPr>
+          <w:rFonts w:ascii="Times New Roman" w:eastAsia="Times New Roman" w:hAnsi="Times New Roman" w:cs="Times New Roman"/>
+          <w:sz w:val="28"/>
+          <w:szCs w:val="28"/>
+        </w:rPr>
+        <w:t xml:space="preserve">По словам И. Соммервилла, «Функциональные требования к информационной системе формулируются в виде перечня действий, которые система должна выполнять для удовлетворения потребностей пользователей; каждое требование должно быть проверяемым, непротиворечивым и согласованным с другими требованиями к системе» [40, с. 134].</w:t>
+      </w:r>
+    </w:p>
+    <w:p>
+      <w:pPr>
         <w:numPr>
           <w:ilvl w:val="0"/>
           <w:numId w:val="44"/>
@@ -14232,7 +14203,7 @@
           <w:sz w:val="28"/>
           <w:szCs w:val="28"/>
         </w:rPr>
-        <w:t xml:space="preserve">«Современный новостной интернет-ресурс представляет собой динамическое веб-приложение, в котором публикация материала, его рубрикация и доставка читателю реализуются как единый технологический процесс, опирающийся на серверную бизнес-логику, реляционное хранилище данных и клиентскую часть, обеспечивающую интерактивное взаимодействие пользователя с контентом» [23, с. 18].</w:t>
+        <w:t xml:space="preserve">По словам Н.Р. Полуэктовой, «Современный новостной интернет-ресурс представляет собой динамическое веб-приложение, в котором публикация материала, его рубрикация и доставка читателю реализуются как единый технологический процесс, опирающийся на серверную бизнес-логику, реляционное хранилище данных и клиентскую часть, обеспечивающую интерактивное взаимодействие пользователя с контентом» [23, с. 18].</w:t>
       </w:r>
     </w:p>
     <w:p>
@@ -14317,7 +14288,7 @@
     <w:p>
       <w:pPr>
         <w:pStyle w:val="ab"/>
-        <w:spacing w:before="4" w:beforeAutospacing="0" w:after="4" w:afterAutospacing="0" w:line="360" w:lineRule="exact"/>
+        <w:spacing w:before="4" w:beforeAutospacing="0" w:after="0" w:afterAutospacing="0" w:line="360" w:lineRule="exact"/>
         <w:ind w:left="170" w:right="57" w:firstLine="709"/>
         <w:jc w:val="both"/>
         <w:rPr>
@@ -14330,7 +14301,7 @@
           <w:sz w:val="28"/>
           <w:szCs w:val="28"/>
         </w:rPr>
-        <w:t xml:space="preserve">«Модель «как есть» (AS-IS) фиксирует текущее состояние бизнес-процессов организации до внедрения проектируемой системы, а модель «как должно быть» (TO-BE) описывает целевое состояние процессов после внедрения; сопоставление двух моделей служит инструментом обоснования проектных решений и оценки эффективности автоматизации» [33, с. 71].</w:t>
+        <w:t>Модель текущего состояния отражает то, как обычно работает стандартный новостной сайт без развитой пользовательской среды. Пользователь заходит на сайт, просматривает ленту новостей, открывает отдельную статью, при необходимости читает связанные материалы и затем покидает ресурс. Администратор при этом отдельно публикует материалы, обновляет ленту и контролирует контент. Основные пользовательские действия не связаны между собой единой системой накопления активности.</w:t>
       </w:r>
     </w:p>
     <w:p>
@@ -14344,13 +14315,6 @@
           <w:szCs w:val="28"/>
         </w:rPr>
       </w:pPr>
-      <w:r>
-        <w:rPr>
-          <w:sz w:val="28"/>
-          <w:szCs w:val="28"/>
-        </w:rPr>
-        <w:t>Модель текущего состояния отражает то, как обычно работает стандартный новостной сайт без развитой пользовательской среды. Пользователь заходит на сайт, просматривает ленту новостей, открывает отдельную статью, при необходимости читает связанные материалы и затем покидает ресурс. Администратор при этом отдельно публикует материалы, обновляет ленту и контролирует контент. Основные пользовательские действия не связаны между собой единой системой накопления активности.</w:t>
-      </w:r>
     </w:p>
     <w:p>
       <w:pPr>
@@ -15650,7 +15614,7 @@
           <w:sz w:val="28"/>
           <w:szCs w:val="28"/>
         </w:rPr>
-        <w:t xml:space="preserve">«Результаты системного анализа предметной области оформляются в виде перечня выявленных недостатков существующих процессов, формализованного описания целевых требований к проектируемой системе и предварительной оценки технико-экономической целесообразности её разработки» [25, с. 124].</w:t>
+        <w:t>До начала разработки была проанализирована структура существующей информационной системы новостного агентства БЕЛТА. На верхнем уровне в ней выделяются следующие укрупнённые подсистемы: подсистема ввода и редактирования материалов (используется журналистами и редакторами), подсистема публикации новостей на сайте, подсистема рубрикации и поиска, подсистема статистики посещений, подсистема рассылок и социальных сетей, а также внешний веб-сайт belta.by, доступный конечному читателю [33].</w:t>
       </w:r>
     </w:p>
     <w:p>
@@ -15669,7 +15633,49 @@
           <w:sz w:val="28"/>
           <w:szCs w:val="28"/>
         </w:rPr>
-        <w:t>До начала разработки была проанализирована структура существующей информационной системы новостного агентства БЕЛТА. На верхнем уровне в ней выделяются следующие укрупнённые подсистемы: подсистема ввода и редактирования материалов (используется журналистами и редакторами), подсистема публикации новостей на сайте, подсистема рубрикации и поиска, подсистема статистики посещений, подсистема рассылок и социальных сетей, а также внешний веб-сайт belta.by, доступный конечному читателю [33].</w:t>
+        <w:t>Взаимодействие между подсистемами организовано преимущественно через централизованное хранилище контента: редактор создаёт материал во внутренней CMS, после публикации материал становится доступен подсистем</w:t>
+      </w:r>
+      <w:r>
+        <w:rPr>
+          <w:sz w:val="28"/>
+          <w:szCs w:val="28"/>
+        </w:rPr>
+        <w:t xml:space="preserve">е рубрикации и поиска, а затем </w:t>
+      </w:r>
+      <w:r>
+        <w:rPr>
+          <w:sz w:val="28"/>
+          <w:szCs w:val="28"/>
+        </w:rPr>
+        <w:t>–</w:t>
+      </w:r>
+      <w:r>
+        <w:rPr>
+          <w:sz w:val="28"/>
+          <w:szCs w:val="28"/>
+        </w:rPr>
+        <w:t xml:space="preserve"> внешнему сайту и подсистеме социальных сетей. Подсистема статистики собирает данные о посещениях агрегированно и не связана с пользоват</w:t>
+      </w:r>
+      <w:r>
+        <w:rPr>
+          <w:sz w:val="28"/>
+          <w:szCs w:val="28"/>
+        </w:rPr>
+        <w:t xml:space="preserve">ельскими профилями посетителей </w:t>
+      </w:r>
+      <w:r>
+        <w:rPr>
+          <w:sz w:val="28"/>
+          <w:szCs w:val="28"/>
+        </w:rPr>
+        <w:t>–</w:t>
+      </w:r>
+      <w:r>
+        <w:rPr>
+          <w:sz w:val="28"/>
+          <w:szCs w:val="28"/>
+        </w:rPr>
+        <w:t xml:space="preserve"> индивидуальная активность читателя (история просмотров, закладки, комментарии) в существующей системе не фиксируется.</w:t>
       </w:r>
     </w:p>
     <w:p>
@@ -15688,49 +15694,7 @@
           <w:sz w:val="28"/>
           <w:szCs w:val="28"/>
         </w:rPr>
-        <w:t>Взаимодействие между подсистемами организовано преимущественно через централизованное хранилище контента: редактор создаёт материал во внутренней CMS, после публикации материал становится доступен подсистем</w:t>
-      </w:r>
-      <w:r>
-        <w:rPr>
-          <w:sz w:val="28"/>
-          <w:szCs w:val="28"/>
-        </w:rPr>
-        <w:t xml:space="preserve">е рубрикации и поиска, а затем </w:t>
-      </w:r>
-      <w:r>
-        <w:rPr>
-          <w:sz w:val="28"/>
-          <w:szCs w:val="28"/>
-        </w:rPr>
-        <w:t>–</w:t>
-      </w:r>
-      <w:r>
-        <w:rPr>
-          <w:sz w:val="28"/>
-          <w:szCs w:val="28"/>
-        </w:rPr>
-        <w:t xml:space="preserve"> внешнему сайту и подсистеме социальных сетей. Подсистема статистики собирает данные о посещениях агрегированно и не связана с пользоват</w:t>
-      </w:r>
-      <w:r>
-        <w:rPr>
-          <w:sz w:val="28"/>
-          <w:szCs w:val="28"/>
-        </w:rPr>
-        <w:t xml:space="preserve">ельскими профилями посетителей </w:t>
-      </w:r>
-      <w:r>
-        <w:rPr>
-          <w:sz w:val="28"/>
-          <w:szCs w:val="28"/>
-        </w:rPr>
-        <w:t>–</w:t>
-      </w:r>
-      <w:r>
-        <w:rPr>
-          <w:sz w:val="28"/>
-          <w:szCs w:val="28"/>
-        </w:rPr>
-        <w:t xml:space="preserve"> индивидуальная активность читателя (история просмотров, закладки, комментарии) в существующей системе не фиксируется.</w:t>
+        <w:t xml:space="preserve">По словам М.В. Григорьева, «Результаты системного анализа предметной области оформляются в виде перечня выявленных недостатков существующих процессов, формализованного описания целевых требований к проектируемой системе и предварительной оценки технико-экономической целесообразности её разработки» [25, с. 124].</w:t>
       </w:r>
     </w:p>
     <w:p>
@@ -15837,21 +15801,6 @@
           <w:szCs w:val="30"/>
         </w:rPr>
       </w:pPr>
-    </w:p>
-    <w:p>
-      <w:pPr>
-        <w:pStyle w:val="ab"/>
-        <w:spacing w:after="560" w:afterAutospacing="0"/>
-        <w:jc w:val="center"/>
-        <w:rPr>
-          <w:b/>
-          <w:sz w:val="30"/>
-          <w:szCs w:val="30"/>
-        </w:rPr>
-      </w:pPr>
-      <w:r>
-        <w:t xml:space="preserve">«Информационная платформа представляет собой программно-технический комплекс, объединяющий средства хранения и обработки данных, прикладные сервисы и пользовательские интерфейсы, ориентированный на поддержку определённого вида деятельности и предоставляющий пользователям единую точку доступа к необходимым информационным ресурсам» [25, с. 41].</w:t>
-      </w:r>
     </w:p>
     <w:p>
       <w:pPr>
@@ -16134,6 +16083,71 @@
     </w:p>
     <w:p>
       <w:pPr>
+        <w:pStyle w:val="ab"/>
+        <w:ind w:right="57"/>
+        <w:jc w:val="center"/>
+        <w:rPr>
+          <w:b/>
+          <w:sz w:val="28"/>
+          <w:szCs w:val="28"/>
+        </w:rPr>
+      </w:pPr>
+      <w:r>
+        <w:rPr>
+          <w:noProof/>
+          <w:sz w:val="28"/>
+          <w:szCs w:val="28"/>
+        </w:rPr>
+        <w:drawing>
+          <wp:inline distT="0" distB="0" distL="0" distR="0">
+            <wp:extent cx="5179540" cy="2351315"/>
+            <wp:effectExtent l="19050" t="0" r="2060" b="0"/>
+            <wp:docPr id="27" name="Рисунок 3" descr="D:\mermaid-diagram (30).png"/>
+            <wp:cNvGraphicFramePr>
+              <a:graphicFrameLocks xmlns:a="http://schemas.openxmlformats.org/drawingml/2006/main" noChangeAspect="1"/>
+            </wp:cNvGraphicFramePr>
+            <a:graphic xmlns:a="http://schemas.openxmlformats.org/drawingml/2006/main">
+              <a:graphicData uri="http://schemas.openxmlformats.org/drawingml/2006/picture">
+                <pic:pic xmlns:pic="http://schemas.openxmlformats.org/drawingml/2006/picture">
+                  <pic:nvPicPr>
+                    <pic:cNvPr id="0" name="Picture 3" descr="D:\mermaid-diagram (30).png"/>
+                    <pic:cNvPicPr>
+                      <a:picLocks noChangeAspect="1" noChangeArrowheads="1"/>
+                    </pic:cNvPicPr>
+                  </pic:nvPicPr>
+                  <pic:blipFill>
+                    <a:blip r:embed="rId11" cstate="print"/>
+                    <a:srcRect/>
+                    <a:stretch>
+                      <a:fillRect/>
+                    </a:stretch>
+                  </pic:blipFill>
+                  <pic:spPr bwMode="auto">
+                    <a:xfrm>
+                      <a:off x="0" y="0"/>
+                      <a:ext cx="5186793" cy="2354608"/>
+                    </a:xfrm>
+                    <a:prstGeom prst="rect">
+                      <a:avLst/>
+                    </a:prstGeom>
+                    <a:noFill/>
+                    <a:ln w="9525">
+                      <a:noFill/>
+                      <a:miter lim="800000"/>
+                      <a:headEnd/>
+                      <a:tailEnd/>
+                    </a:ln>
+                  </pic:spPr>
+                </pic:pic>
+              </a:graphicData>
+            </a:graphic>
+          </wp:inline>
+        </w:drawing>
+        <w:t xml:space="preserve">По словам М.В. Григорьева, «Информационная платформа представляет собой программно-технический комплекс, объединяющий средства хранения и обработки данных, прикладные сервисы и пользовательские интерфейсы, ориентированный на поддержку определённого вида деятельности и предоставляющий пользователям единую точку доступа к необходимым информационным ресурсам» [25, с. 41].</w:t>
+      </w:r>
+    </w:p>
+    <w:p>
+      <w:pPr>
         <w:spacing w:before="4" w:after="4" w:line="360" w:lineRule="exact"/>
         <w:ind w:left="170" w:right="57"/>
         <w:jc w:val="center"/>
@@ -16279,7 +16293,7 @@
           <w:sz w:val="28"/>
           <w:szCs w:val="28"/>
         </w:rPr>
-        <w:t xml:space="preserve">«Веб-приложение, в отличие от классического сайта, реализует не только представление информации, но и поддерживает выполнение пользовательских операций над данными — создание, редактирование, удаление, поиск и фильтрацию записей, — что превращает его в полноценное приложение клиент-серверной архитектуры, исполняемое в среде браузера» [23, с. 41].</w:t>
+        <w:t xml:space="preserve">По словам Н.Р. Полуэктовой, «Веб-приложение, в отличие от классического сайта, реализует не только представление информации, но и поддерживает выполнение пользовательских операций над данными — создание, редактирование, удаление, поиск и фильтрацию записей, — что превращает его в полноценное приложение клиент-серверной архитектуры, исполняемое в среде браузера» [23, с. 41].</w:t>
       </w:r>
     </w:p>
     <w:p>
@@ -16537,7 +16551,7 @@
           <w:sz w:val="28"/>
           <w:szCs w:val="28"/>
         </w:rPr>
-        <w:t xml:space="preserve">«Одностраничное приложение (SPA) представляет собой архитектурный стиль клиентской части веб-системы, при котором загрузка HTML-документа выполняется однократно, а смена экранов и обновление данных производятся посредством асинхронных HTTP-запросов и динамического обновления элементов разметки в браузере без перезагрузки страницы» [23, с. 54].</w:t>
+        <w:t xml:space="preserve">По словам Н.Р. Полуэктовой, «Одностраничное приложение (SPA) представляет собой архитектурный стиль клиентской части веб-системы, при котором загрузка HTML-документа выполняется однократно, а смена экранов и обновление данных производятся посредством асинхронных HTTP-запросов и динамического обновления элементов разметки в браузере без перезагрузки страницы» [23, с. 54].</w:t>
       </w:r>
     </w:p>
     <w:p>
@@ -16800,7 +16814,7 @@
           <w:sz w:val="28"/>
           <w:szCs w:val="28"/>
         </w:rPr>
-        <w:t xml:space="preserve">«Архитектурные шаблоны представляют собой типовые решения часто возникающих проблем проектирования программных систем; их применение позволяет повысить структурную целостность приложения, ускорить разработку и облегчить дальнейшее сопровождение за счёт использования проверенных приёмов организации кода» [29, с. 134].</w:t>
+        <w:t xml:space="preserve">По словам С.А. Чернышева, «Архитектурные шаблоны представляют собой типовые решения часто возникающих проблем проектирования программных систем; их применение позволяет повысить структурную целостность приложения, ускорить разработку и облегчить дальнейшее сопровождение за счёт использования проверенных приёмов организации кода» [29, с. 134].</w:t>
       </w:r>
     </w:p>
     <w:p>
@@ -17006,7 +17020,7 @@
           <w:sz w:val="28"/>
           <w:szCs w:val="28"/>
         </w:rPr>
-        <w:t xml:space="preserve">«React представляет собой библиотеку для построения пользовательских интерфейсов, в основе которой лежит декларативное описание состояния компонентов и эффективное обновление виртуального DOM-дерева; такой подход упрощает разработку сложных интерактивных интерфейсов и облегчает повторное использование кода» [23, с. 87].</w:t>
+        <w:t xml:space="preserve">По словам Н.Р. Полуэктовой, «React представляет собой библиотеку для построения пользовательских интерфейсов, в основе которой лежит декларативное описание состояния компонентов и эффективное обновление виртуального DOM-дерева; такой подход упрощает разработку сложных интерактивных интерфейсов и облегчает повторное использование кода» [23, с. 87].</w:t>
       </w:r>
     </w:p>
     <w:p>
@@ -17044,7 +17058,7 @@
           <w:sz w:val="28"/>
           <w:szCs w:val="28"/>
         </w:rPr>
-        <w:t xml:space="preserve">«Статическая типизация программного кода позволяет обнаруживать значительную часть ошибок ещё на этапе компиляции, до запуска приложения, и тем самым существенно сокращает затраты на поиск и устранение дефектов, особенно в крупных проектах, разрабатываемых длительное время несколькими исполнителями» [40, с. 207].</w:t>
+        <w:t xml:space="preserve">По словам И. Соммервилла, «Статическая типизация программного кода позволяет обнаруживать значительную часть ошибок ещё на этапе компиляции, до запуска приложения, и тем самым существенно сокращает затраты на поиск и устранение дефектов, особенно в крупных проектах, разрабатываемых длительное время несколькими исполнителями» [40, с. 207].</w:t>
       </w:r>
     </w:p>
     <w:p>
@@ -17327,7 +17341,7 @@
           <w:sz w:val="28"/>
           <w:szCs w:val="28"/>
         </w:rPr>
-        <w:t xml:space="preserve">«Платформа Node.js позволяет исполнять программный код, написанный на языке JavaScript, вне браузера и предоставляет неблокирующую модель ввода-вывода, ориентированную на событийную обработку; это делает её эффективным средством построения серверной части веб-приложений с большим числом одновременных подключений» [24, с. 134].</w:t>
+        <w:t xml:space="preserve">По словам А.Ф. Тузовского, «Платформа Node.js позволяет исполнять программный код, написанный на языке JavaScript, вне браузера и предоставляет неблокирующую модель ввода-вывода, ориентированную на событийную обработку; это делает её эффективным средством построения серверной части веб-приложений с большим числом одновременных подключений» [24, с. 134].</w:t>
       </w:r>
     </w:p>
     <w:p>
@@ -17407,7 +17421,7 @@
           <w:sz w:val="28"/>
           <w:szCs w:val="28"/>
         </w:rPr>
-        <w:t xml:space="preserve">«Валидация входных данных является обязательным элементом серверной обработки запросов; её цель — обеспечить соответствие поступающих от клиента сведений ожидаемому формату и допустимому диапазону значений, а также защитить приложение от типовых атак, связанных с инъекциями и передачей некорректных параметров» [40, с. 421].</w:t>
+        <w:t xml:space="preserve">По словам И. Соммервилла, «Валидация входных данных является обязательным элементом серверной обработки запросов; её цель — обеспечить соответствие поступающих от клиента сведений ожидаемому формату и допустимому диапазону значений, а также защитить приложение от типовых атак, связанных с инъекциями и передачей некорректных параметров» [40, с. 421].</w:t>
       </w:r>
     </w:p>
     <w:p>
@@ -17688,7 +17702,7 @@
           <w:sz w:val="28"/>
           <w:szCs w:val="28"/>
         </w:rPr>
-        <w:t xml:space="preserve">«PostgreSQL является объектно-реляционной системой управления базами данных с открытым исходным кодом, поддерживающей расширенный набор типов данных, индексов, оконных функций и средств обеспечения транзакционной целостности, что делает её пригодной для построения сложных информационных систем с интенсивной нагрузкой по чтению и записи» [36, с. 47].</w:t>
+        <w:t xml:space="preserve">По словам В.М. Илюшечкина, «PostgreSQL является объектно-реляционной системой управления базами данных с открытым исходным кодом, поддерживающей расширенный набор типов данных, индексов, оконных функций и средств обеспечения транзакционной целостности, что делает её пригодной для построения сложных информационных систем с интенсивной нагрузкой по чтению и записи» [36, с. 47].</w:t>
       </w:r>
     </w:p>
     <w:p>
@@ -17732,7 +17746,7 @@
           <w:sz w:val="28"/>
           <w:szCs w:val="28"/>
         </w:rPr>
-        <w:t xml:space="preserve">«Объектно-реляционное отображение (ORM) представляет собой технологию, обеспечивающую преобразование данных между реляционным представлением, принятым в СУБД, и объектным представлением, используемым в коде приложения; применение ORM упрощает разработку, делая операции с данными более выразительными и менее подверженными ошибкам» [43, с. 156].</w:t>
+        <w:t xml:space="preserve">По словам Л.В. Рудиковой, «Объектно-реляционное отображение (ORM) представляет собой технологию, обеспечивающую преобразование данных между реляционным представлением, принятым в СУБД, и объектным представлением, используемым в коде приложения; применение ORM упрощает разработку, делая операции с данными более выразительными и менее подверженными ошибкам» [43, с. 156].</w:t>
       </w:r>
     </w:p>
     <w:p>
@@ -18585,26 +18599,6 @@
     <w:p>
       <w:pPr>
         <w:pStyle w:val="ab"/>
-        <w:spacing w:before="4" w:beforeAutospacing="0" w:after="4" w:afterAutospacing="0" w:line="360" w:lineRule="exact"/>
-        <w:ind w:left="170" w:right="57" w:firstLine="709"/>
-        <w:jc w:val="both"/>
-        <w:rPr>
-          <w:b/>
-          <w:sz w:val="28"/>
-          <w:szCs w:val="28"/>
-        </w:rPr>
-      </w:pPr>
-      <w:r>
-        <w:rPr>
-          <w:sz w:val="28"/>
-          <w:szCs w:val="28"/>
-        </w:rPr>
-        <w:t xml:space="preserve">«Серверная часть распределённого веб-приложения принимает поступающие от клиента запросы, выполняет авторизацию пользователя, проверку прав доступа и валидацию входных данных, обращается к слою хранения за необходимыми сведениями, реализует прикладную бизнес-логику и формирует ответ в виде структуры данных установленного формата» [24, с. 78].</w:t>
-      </w:r>
-    </w:p>
-    <w:p>
-      <w:pPr>
-        <w:pStyle w:val="ab"/>
         <w:spacing w:before="1080" w:beforeAutospacing="0" w:after="560" w:afterAutospacing="0"/>
         <w:ind w:left="170" w:firstLine="709"/>
         <w:rPr>
@@ -18674,25 +18668,6 @@
           <w:szCs w:val="28"/>
         </w:rPr>
         <w:t>Клиент отправляет запросы к API для получения новостей, комментариев, списка закладок, профиля и административных данных. Сервер обрабатывает запрос, обращается к базе данных и возвращает ответ в формате JSON. Для новостной платформы такой подход удобен тем, что одна и та же логика может использоваться на главной странице, в карточке статьи, в профиле пользователя и в административной панели.</w:t>
-      </w:r>
-    </w:p>
-    <w:p>
-      <w:pPr>
-        <w:pStyle w:val="ab"/>
-        <w:spacing w:before="4" w:beforeAutospacing="0" w:after="4" w:afterAutospacing="0" w:line="360" w:lineRule="exact"/>
-        <w:ind w:left="170" w:right="57" w:firstLine="709"/>
-        <w:jc w:val="both"/>
-        <w:rPr>
-          <w:sz w:val="28"/>
-          <w:szCs w:val="28"/>
-        </w:rPr>
-      </w:pPr>
-      <w:r>
-        <w:rPr>
-          <w:sz w:val="28"/>
-          <w:szCs w:val="28"/>
-        </w:rPr>
-        <w:t xml:space="preserve">«Взаимодействие клиента и сервера в архитектуре REST организовано по принципу «запрос — ответ» поверх протокола HTTP с использованием стандартных методов GET, POST, PUT, PATCH и DELETE, что соответствует базовым операциям над ресурсами и обеспечивает единообразие программного интерфейса для всех потребителей API» [24, с. 102].</w:t>
       </w:r>
     </w:p>
     <w:p>
@@ -18906,6 +18881,27 @@
     <w:p>
       <w:pPr>
         <w:pStyle w:val="ab"/>
+        <w:spacing w:before="4" w:beforeAutospacing="0" w:after="560" w:afterAutospacing="0" w:line="360" w:lineRule="exact"/>
+        <w:ind w:left="170" w:right="57" w:firstLine="709"/>
+        <w:jc w:val="both"/>
+        <w:rPr>
+          <w:b/>
+          <w:sz w:val="28"/>
+          <w:szCs w:val="28"/>
+        </w:rPr>
+      </w:pPr>
+      <w:r>
+        <w:rPr>
+          <w:b/>
+          <w:sz w:val="28"/>
+          <w:szCs w:val="28"/>
+        </w:rPr>
+        <w:t xml:space="preserve">По словам А.Ф. Тузовского, «Серверная часть распределённого веб-приложения принимает поступающие от клиента запросы, выполняет авторизацию пользователя, проверку прав доступа и валидацию входных данных, обращается к слою хранения за необходимыми сведениями, реализует прикладную бизнес-логику и формирует ответ в виде структуры данных установленного формата» [24, с. 78].</w:t>
+      </w:r>
+    </w:p>
+    <w:p>
+      <w:pPr>
+        <w:pStyle w:val="ab"/>
         <w:spacing w:before="4" w:beforeAutospacing="0" w:after="4" w:afterAutospacing="0" w:line="360" w:lineRule="exact"/>
         <w:ind w:left="170" w:right="57" w:firstLine="709"/>
         <w:jc w:val="both"/>
@@ -18997,6 +18993,59 @@
     <w:p>
       <w:pPr>
         <w:pStyle w:val="ab"/>
+        <w:spacing w:before="4" w:beforeAutospacing="0" w:after="4" w:afterAutospacing="0"/>
+        <w:ind w:right="57"/>
+        <w:jc w:val="right"/>
+        <w:rPr>
+          <w:sz w:val="28"/>
+          <w:szCs w:val="28"/>
+        </w:rPr>
+      </w:pPr>
+      <w:r>
+        <w:rPr>
+          <w:noProof/>
+        </w:rPr>
+        <w:drawing>
+          <wp:inline distT="0" distB="0" distL="0" distR="0">
+            <wp:extent cx="5648414" cy="3517432"/>
+            <wp:effectExtent l="19050" t="0" r="9436" b="0"/>
+            <wp:docPr id="45" name="Picture 45"/>
+            <wp:cNvGraphicFramePr>
+              <a:graphicFrameLocks xmlns:a="http://schemas.openxmlformats.org/drawingml/2006/main" noChangeAspect="1"/>
+            </wp:cNvGraphicFramePr>
+            <a:graphic xmlns:a="http://schemas.openxmlformats.org/drawingml/2006/main">
+              <a:graphicData uri="http://schemas.openxmlformats.org/drawingml/2006/picture">
+                <pic:pic xmlns:pic="http://schemas.openxmlformats.org/drawingml/2006/picture">
+                  <pic:nvPicPr>
+                    <pic:cNvPr id="0" name="fig_2_9a_developed_system.png"/>
+                    <pic:cNvPicPr/>
+                  </pic:nvPicPr>
+                  <pic:blipFill>
+                    <a:blip r:embed="rId20" cstate="print"/>
+                    <a:stretch>
+                      <a:fillRect/>
+                    </a:stretch>
+                  </pic:blipFill>
+                  <pic:spPr>
+                    <a:xfrm>
+                      <a:off x="0" y="0"/>
+                      <a:ext cx="5673813" cy="3533249"/>
+                    </a:xfrm>
+                    <a:prstGeom prst="rect">
+                      <a:avLst/>
+                    </a:prstGeom>
+                  </pic:spPr>
+                </pic:pic>
+              </a:graphicData>
+            </a:graphic>
+          </wp:inline>
+        </w:drawing>
+        <w:t xml:space="preserve">По словам А.Ф. Тузовского, «Взаимодействие клиента и сервера в архитектуре REST организовано по принципу «запрос — ответ» поверх протокола HTTP с использованием стандартных методов GET, POST, PUT, PATCH и DELETE, что соответствует базовым операциям над ресурсами и обеспечивает единообразие программного интерфейса для всех потребителей API» [24, с. 102].</w:t>
+      </w:r>
+    </w:p>
+    <w:p>
+      <w:pPr>
+        <w:pStyle w:val="ab"/>
         <w:spacing w:before="4" w:beforeAutospacing="0" w:after="4" w:afterAutospacing="0" w:line="360" w:lineRule="exact"/>
         <w:ind w:left="170" w:right="57" w:firstLine="709"/>
         <w:jc w:val="center"/>
@@ -19118,7 +19167,7 @@
           <w:sz w:val="28"/>
           <w:szCs w:val="28"/>
         </w:rPr>
-        <w:t xml:space="preserve">«Модель «сущность–связь» (ER-модель) служит средством инфологического описания предметной области и представляет её в виде совокупности сущностей, обладающих атрибутами, и связей между сущностями; такое описание не зависит от конкретной СУБД и используется как основа последующего логического и физического проектирования базы данных» [42, с. 27].</w:t>
+        <w:t xml:space="preserve">По словам М.С. Шибут, «Модель «сущность–связь» (ER-модель) служит средством инфологического описания предметной области и представляет её в виде совокупности сущностей, обладающих атрибутами, и связей между сущностями; такое описание не зависит от конкретной СУБД и используется как основа последующего логического и физического проектирования базы данных» [42, с. 27].</w:t>
       </w:r>
     </w:p>
     <w:p>
@@ -19201,25 +19250,6 @@
           <w:sz w:val="28"/>
           <w:szCs w:val="28"/>
         </w:rPr>
-      </w:r>
-    </w:p>
-    <w:p>
-      <w:pPr>
-        <w:pStyle w:val="ab"/>
-        <w:spacing w:before="4" w:beforeAutospacing="0" w:after="4" w:afterAutospacing="0" w:line="360" w:lineRule="exact"/>
-        <w:ind w:left="170" w:right="57" w:firstLine="709"/>
-        <w:jc w:val="both"/>
-        <w:rPr>
-          <w:sz w:val="28"/>
-          <w:szCs w:val="28"/>
-        </w:rPr>
-      </w:pPr>
-      <w:r>
-        <w:rPr>
-          <w:sz w:val="28"/>
-          <w:szCs w:val="28"/>
-        </w:rPr>
-        <w:t xml:space="preserve">«В реляционной модели данных связи между сущностями характеризуются кардинальностью, обязательностью участия и направлением; наиболее распространённый вид связи — «один ко многим» — реализуется размещением внешнего ключа в подчинённой таблице, ссылающегося на первичный ключ главной таблицы» [42, с. 54].</w:t>
       </w:r>
     </w:p>
     <w:p>
@@ -19300,71 +19330,6 @@
     </w:p>
     <w:p>
       <w:pPr>
-        <w:pStyle w:val="ab"/>
-        <w:spacing w:before="4" w:beforeAutospacing="0" w:after="4" w:afterAutospacing="0"/>
-        <w:ind w:right="57"/>
-        <w:jc w:val="center"/>
-        <w:rPr>
-          <w:sz w:val="28"/>
-          <w:szCs w:val="28"/>
-        </w:rPr>
-      </w:pPr>
-      <w:r>
-        <w:rPr>
-          <w:noProof/>
-          <w:sz w:val="28"/>
-          <w:szCs w:val="28"/>
-        </w:rPr>
-        <w:drawing>
-          <wp:inline distT="0" distB="0" distL="0" distR="0">
-            <wp:extent cx="5922645" cy="1180465"/>
-            <wp:effectExtent l="19050" t="0" r="1905" b="0"/>
-            <wp:docPr id="6" name="Рисунок 12" descr="D:\mermaid-diagram (39).png"/>
-            <wp:cNvGraphicFramePr>
-              <a:graphicFrameLocks xmlns:a="http://schemas.openxmlformats.org/drawingml/2006/main" noChangeAspect="1"/>
-            </wp:cNvGraphicFramePr>
-            <a:graphic xmlns:a="http://schemas.openxmlformats.org/drawingml/2006/main">
-              <a:graphicData uri="http://schemas.openxmlformats.org/drawingml/2006/picture">
-                <pic:pic xmlns:pic="http://schemas.openxmlformats.org/drawingml/2006/picture">
-                  <pic:nvPicPr>
-                    <pic:cNvPr id="0" name="Picture 12" descr="D:\mermaid-diagram (39).png"/>
-                    <pic:cNvPicPr>
-                      <a:picLocks noChangeAspect="1" noChangeArrowheads="1"/>
-                    </pic:cNvPicPr>
-                  </pic:nvPicPr>
-                  <pic:blipFill>
-                    <a:blip r:embed="rId21" cstate="print"/>
-                    <a:srcRect/>
-                    <a:stretch>
-                      <a:fillRect/>
-                    </a:stretch>
-                  </pic:blipFill>
-                  <pic:spPr bwMode="auto">
-                    <a:xfrm>
-                      <a:off x="0" y="0"/>
-                      <a:ext cx="5922645" cy="1180465"/>
-                    </a:xfrm>
-                    <a:prstGeom prst="rect">
-                      <a:avLst/>
-                    </a:prstGeom>
-                    <a:noFill/>
-                    <a:ln w="9525">
-                      <a:noFill/>
-                      <a:miter lim="800000"/>
-                      <a:headEnd/>
-                      <a:tailEnd/>
-                    </a:ln>
-                  </pic:spPr>
-                </pic:pic>
-              </a:graphicData>
-            </a:graphic>
-          </wp:inline>
-        </w:drawing>
-        <w:t xml:space="preserve">«При логическом проектировании реляционной базы данных каждая сущность предметной области ставится в соответствие отдельной таблице, атрибуты сущности — столбцам таблицы, а связи между сущностями — внешним ключам; правильно выполненное логическое проектирование является основой для получения нормализованной и непротиворечивой структуры данных» [27, с. 167].</w:t>
-      </w:r>
-    </w:p>
-    <w:p>
-      <w:pPr>
         <w:spacing w:before="4" w:after="4" w:line="240" w:lineRule="auto"/>
         <w:ind w:left="170" w:right="57"/>
         <w:jc w:val="center"/>
@@ -19476,7 +19441,7 @@
           <w:sz w:val="28"/>
           <w:szCs w:val="28"/>
         </w:rPr>
-        <w:t xml:space="preserve">«Ограничения целостности, реализуемые средствами внешних ключей, обеспечивают логическую связь между записями нескольких таблиц и гарантируют, что значение столбца-ссылки в подчинённой таблице всегда соответствует существующему значению первичного ключа в главной таблице» [27, с. 188].</w:t>
+        <w:t xml:space="preserve">По словам Н.П. Стружкина, «Ограничения целостности, реализуемые средствами внешних ключей, обеспечивают логическую связь между записями нескольких таблиц и гарантируют, что значение столбца-ссылки в подчинённой таблице всегда соответствует существующему значению первичного ключа в главной таблице» [27, с. 188].</w:t>
       </w:r>
     </w:p>
     <w:p>
@@ -20540,7 +20505,25 @@
         <w:rPr>
           <w:sz w:val="28"/>
         </w:rPr>
-        <w:t xml:space="preserve">«Нормализация реляционной базы данных представляет собой последовательное приведение её отношений к специальным нормальным формам, в результате которого устраняются избыточность хранения, аномалии вставки, обновления и удаления, а также повышается согласованность данных при выполнении операций модификации» [27, с. 142].</w:t>
+        <w:t xml:space="preserve">По словам Н.П. Стружкина, «Нормализация реляционной базы данных представляет собой последовательное приведение её отношений к специальным нормальным формам, в результате которого устраняются избыточность хранения, аномалии вставки, обновления и удаления, а также повышается согласованность данных при выполнении операций модификации» [27, с. 142].</w:t>
+      </w:r>
+    </w:p>
+    <w:p>
+      <w:pPr>
+        <w:pStyle w:val="ab"/>
+        <w:spacing w:before="4" w:beforeAutospacing="0" w:after="4" w:afterAutospacing="0" w:line="360" w:lineRule="exact"/>
+        <w:ind w:left="170" w:right="57" w:firstLine="709"/>
+        <w:jc w:val="both"/>
+        <w:rPr>
+          <w:sz w:val="32"/>
+          <w:szCs w:val="28"/>
+        </w:rPr>
+      </w:pPr>
+      <w:r>
+        <w:rPr>
+          <w:sz w:val="28"/>
+        </w:rPr>
+        <w:t xml:space="preserve">По словам М.С. Шибут, «В реляционной модели данных связи между сущностями характеризуются кардинальностью, обязательностью участия и направлением; наиболее распространённый вид связи — «один ко многим» — реализуется размещением внешнего ключа в подчинённой таблице, ссылающегося на первичный ключ главной таблицы» [42, с. 54].</w:t>
       </w:r>
     </w:p>
     <w:p>
@@ -21304,7 +21287,7 @@
           <w:sz w:val="28"/>
           <w:szCs w:val="28"/>
         </w:rPr>
-        <w:t xml:space="preserve">«Сессионный механизм аутентификации основан на сохранении на сервере состояния авторизованного пользователя и передаче на клиент уникального идентификатора сессии в виде cookie, что позволяет распознавать пользователя при последующих обращениях без повторного ввода учётных данных» [22, с. 1].</w:t>
+        <w:t xml:space="preserve">Согласно справочнику MDN Web Docs, «Сессионный механизм аутентификации основан на сохранении на сервере состояния авторизованного пользователя и передаче на клиент уникального идентификатора сессии в виде cookie, что позволяет распознавать пользователя при последующих обращениях без повторного ввода учётных данных» [22, с. 1].</w:t>
       </w:r>
     </w:p>
     <w:p>
@@ -21342,7 +21325,7 @@
           <w:sz w:val="28"/>
           <w:szCs w:val="28"/>
         </w:rPr>
-        <w:t xml:space="preserve">«Хранение паролей пользователей в открытом виде в современной информационной системе недопустимо; необходимо применять алгоритмы криптографического хэширования с использованием соли, исключающие возможность восстановления исходного пароля даже при компрометации хранилища учётных записей» [40, с. 412].</w:t>
+        <w:t xml:space="preserve">По словам И. Соммервилла, «Хранение паролей пользователей в открытом виде в современной информационной системе недопустимо; необходимо применять алгоритмы криптографического хэширования с использованием соли, исключающие возможность восстановления исходного пароля даже при компрометации хранилища учётных записей» [40, с. 412].</w:t>
       </w:r>
     </w:p>
     <w:p>
@@ -21362,25 +21345,6 @@
           <w:szCs w:val="28"/>
         </w:rPr>
         <w:t>Помимо проверки пары логин-пароль учитывается статус блокировки. Если учётная запись заблокирована, сервер сессию не создаёт и возвращает отказ в доступе. Это даёт администратору рычаг для оперативного контроля за поведением пользователей и поддержания порядка в системе.</w:t>
-      </w:r>
-    </w:p>
-    <w:p>
-      <w:pPr>
-        <w:pStyle w:val="ab"/>
-        <w:spacing w:before="4" w:beforeAutospacing="0" w:after="4" w:afterAutospacing="0" w:line="360" w:lineRule="exact"/>
-        <w:ind w:left="170" w:right="57" w:firstLine="709"/>
-        <w:jc w:val="both"/>
-        <w:rPr>
-          <w:sz w:val="28"/>
-          <w:szCs w:val="28"/>
-        </w:rPr>
-      </w:pPr>
-      <w:r>
-        <w:rPr>
-          <w:sz w:val="28"/>
-          <w:szCs w:val="28"/>
-        </w:rPr>
-        <w:t xml:space="preserve">«Управление доступом в информационной системе основывается на ролевой модели, согласно которой каждому пользователю назначается одна или несколько ролей, а права на выполнение операций над объектами системы определяются совокупностью разрешений, закреплённых за соответствующими ролями» [29, с. 198].</w:t>
       </w:r>
     </w:p>
     <w:p>
@@ -21441,63 +21405,6 @@
     </w:p>
     <w:p>
       <w:pPr>
-        <w:pStyle w:val="ab"/>
-      </w:pPr>
-      <w:r>
-        <w:rPr>
-          <w:noProof/>
-        </w:rPr>
-        <w:lastRenderedPageBreak/>
-        <w:drawing>
-          <wp:inline distT="0" distB="0" distL="0" distR="0">
-            <wp:extent cx="5925820" cy="3384550"/>
-            <wp:effectExtent l="0" t="0" r="0" b="0"/>
-            <wp:docPr id="41" name="Рисунок 13" descr="D:\mermaid-diagram (40).png"/>
-            <wp:cNvGraphicFramePr>
-              <a:graphicFrameLocks xmlns:a="http://schemas.openxmlformats.org/drawingml/2006/main" noChangeAspect="1"/>
-            </wp:cNvGraphicFramePr>
-            <a:graphic xmlns:a="http://schemas.openxmlformats.org/drawingml/2006/main">
-              <a:graphicData uri="http://schemas.openxmlformats.org/drawingml/2006/picture">
-                <pic:pic xmlns:pic="http://schemas.openxmlformats.org/drawingml/2006/picture">
-                  <pic:nvPicPr>
-                    <pic:cNvPr id="0" name="Picture 13" descr="D:\mermaid-diagram (40).png"/>
-                    <pic:cNvPicPr>
-                      <a:picLocks noChangeAspect="1" noChangeArrowheads="1"/>
-                    </pic:cNvPicPr>
-                  </pic:nvPicPr>
-                  <pic:blipFill>
-                    <a:blip r:embed="rId22" cstate="print"/>
-                    <a:srcRect/>
-                    <a:stretch>
-                      <a:fillRect/>
-                    </a:stretch>
-                  </pic:blipFill>
-                  <pic:spPr bwMode="auto">
-                    <a:xfrm>
-                      <a:off x="0" y="0"/>
-                      <a:ext cx="5925820" cy="3384550"/>
-                    </a:xfrm>
-                    <a:prstGeom prst="rect">
-                      <a:avLst/>
-                    </a:prstGeom>
-                    <a:noFill/>
-                    <a:ln w="9525">
-                      <a:noFill/>
-                      <a:miter lim="800000"/>
-                      <a:headEnd/>
-                      <a:tailEnd/>
-                    </a:ln>
-                  </pic:spPr>
-                </pic:pic>
-              </a:graphicData>
-            </a:graphic>
-          </wp:inline>
-        </w:drawing>
-        <w:t xml:space="preserve">«Закладка в составе пользовательских сервисов информационной системы представляет собой персональный список ссылок на материалы, сохранённый пользователем для последующего быстрого обращения, и реализуется в виде отдельной таблицы базы данных, связывающей пользователя и интересующий его объект» [29, с. 205].</w:t>
-      </w:r>
-    </w:p>
-    <w:p>
-      <w:pPr>
         <w:spacing w:before="4" w:after="4" w:line="360" w:lineRule="exact"/>
         <w:ind w:left="170" w:right="57"/>
         <w:jc w:val="center"/>
@@ -21820,7 +21727,7 @@
           <w:sz w:val="28"/>
           <w:szCs w:val="28"/>
         </w:rPr>
-        <w:t xml:space="preserve">«REST API определяет совокупность принципов организации программного интерфейса распределённого приложения, основанных на использовании ресурсного подхода, стандартных HTTP-методов и единообразного представления данных, как правило в формате JSON, что обеспечивает слабую связанность клиента и сервера и облегчает развитие системы» [24, с. 96].</w:t>
+        <w:t xml:space="preserve">По словам А.Ф. Тузовского, «REST API определяет совокупность принципов организации программного интерфейса распределённого приложения, основанных на использовании ресурсного подхода, стандартных HTTP-методов и единообразного представления данных, как правило в формате JSON, что обеспечивает слабую связанность клиента и сервера и облегчает развитие системы» [24, с. 96].</w:t>
       </w:r>
     </w:p>
     <w:p>
@@ -21876,6 +21783,26 @@
           <w:szCs w:val="28"/>
         </w:rPr>
         <w:t>Модуль закладок</w:t>
+      </w:r>
+    </w:p>
+    <w:p>
+      <w:pPr>
+        <w:pStyle w:val="ab"/>
+        <w:spacing w:before="1080" w:beforeAutospacing="0" w:after="560" w:afterAutospacing="0"/>
+        <w:ind w:left="170" w:firstLine="709"/>
+        <w:rPr>
+          <w:b/>
+          <w:sz w:val="28"/>
+          <w:szCs w:val="28"/>
+        </w:rPr>
+      </w:pPr>
+      <w:r>
+        <w:rPr>
+          <w:b/>
+          <w:sz w:val="28"/>
+          <w:szCs w:val="28"/>
+        </w:rPr>
+        <w:t xml:space="preserve">По словам С.А. Чернышева, «Управление доступом в информационной системе основывается на ролевой модели, согласно которой каждому пользователю назначается одна или несколько ролей, а права на выполнение операций над объектами системы определяются совокупностью разрешений, закреплённых за соответствующими ролями» [29, с. 198].</w:t>
       </w:r>
     </w:p>
     <w:p>
@@ -23543,21 +23470,6 @@
     <w:p>
       <w:pPr>
         <w:pStyle w:val="ab"/>
-        <w:spacing w:before="4" w:beforeAutospacing="0" w:after="4" w:afterAutospacing="0" w:line="360" w:lineRule="exact"/>
-        <w:ind w:left="170" w:right="57" w:firstLine="709"/>
-        <w:jc w:val="both"/>
-      </w:pPr>
-      <w:r>
-        <w:rPr>
-          <w:sz w:val="28"/>
-          <w:szCs w:val="28"/>
-        </w:rPr>
-        <w:t xml:space="preserve">«Загрузка и хранение файлов мультимедиа в веб-приложении предполагает выделение отдельного компонента, отвечающего за приём входящих файлов, проверку их формата и размера, генерацию уникальных имён, размещение в файловом хранилище и формирование ссылок для последующего обращения к ресурсу» [24, с. 162].</w:t>
-      </w:r>
-    </w:p>
-    <w:p>
-      <w:pPr>
-        <w:pStyle w:val="ab"/>
         <w:spacing w:before="1080" w:beforeAutospacing="0" w:after="560" w:afterAutospacing="0"/>
         <w:ind w:left="170" w:firstLine="709"/>
         <w:rPr>
@@ -23646,7 +23558,7 @@
           <w:sz w:val="28"/>
           <w:szCs w:val="28"/>
         </w:rPr>
-        <w:t xml:space="preserve">«Архитектура современного веб-приложения характеризуется чётким разделением обязанностей между клиентским уровнем, серверным уровнем и слоем хранения данных; такое разделение позволяет независимо развивать каждый из уровней, заменять используемые технологии и обеспечивать масштабируемость системы по мере роста нагрузки» [24, с. 27].</w:t>
+        <w:t xml:space="preserve">По словам А.Ф. Тузовского, «Архитектура современного веб-приложения характеризуется чётким разделением обязанностей между клиентским уровнем, серверным уровнем и слоем хранения данных; такое разделение позволяет независимо развивать каждый из уровней, заменять используемые технологии и обеспечивать масштабируемость системы по мере роста нагрузки» [24, с. 27].</w:t>
       </w:r>
     </w:p>
     <w:p>
@@ -23750,7 +23662,7 @@
           <w:sz w:val="28"/>
           <w:szCs w:val="28"/>
         </w:rPr>
-        <w:t xml:space="preserve">«Технология разработки программного обеспечения определяет упорядоченную последовательность процессов, методов и средств, применяемых при создании программных продуктов; она охватывает анализ требований, проектирование, кодирование, тестирование, внедрение и сопровождение программных систем» [30, с. 14].</w:t>
+        <w:t xml:space="preserve">По словам И.Г. Гниденко, «Технология разработки программного обеспечения определяет упорядоченную последовательность процессов, методов и средств, применяемых при создании программных продуктов; она охватывает анализ требований, проектирование, кодирование, тестирование, внедрение и сопровождение программных систем» [30, с. 14].</w:t>
       </w:r>
     </w:p>
     <w:p>
@@ -23890,7 +23802,7 @@
           <w:sz w:val="28"/>
           <w:szCs w:val="28"/>
         </w:rPr>
-        <w:t xml:space="preserve">«Язык SQL является непроцедурным языком запросов, в котором пользователь описывает требуемый результат, а не алгоритм его получения, что освобождает разработчика от детализации способов извлечения данных и одновременно создаёт основу для оптимизации запросов средствами СУБД» [35, с. 11].</w:t>
+        <w:t xml:space="preserve">По словам А.В. Маркина, «Язык SQL является непроцедурным языком запросов, в котором пользователь описывает требуемый результат, а не алгоритм его получения, что освобождает разработчика от детализации способов извлечения данных и одновременно создаёт основу для оптимизации запросов средствами СУБД» [35, с. 11].</w:t>
       </w:r>
     </w:p>
     <w:p>
@@ -24094,6 +24006,25 @@
     <w:p>
       <w:pPr>
         <w:pStyle w:val="ab"/>
+        <w:spacing w:before="4" w:beforeAutospacing="0" w:after="4" w:afterAutospacing="0" w:line="360" w:lineRule="exact"/>
+        <w:ind w:left="170" w:right="57" w:firstLine="709"/>
+        <w:jc w:val="both"/>
+        <w:rPr>
+          <w:sz w:val="28"/>
+          <w:szCs w:val="28"/>
+        </w:rPr>
+      </w:pPr>
+      <w:r>
+        <w:rPr>
+          <w:sz w:val="28"/>
+          <w:szCs w:val="28"/>
+        </w:rPr>
+        <w:t xml:space="preserve">По словам А.Ф. Тузовского, «Загрузка и хранение файлов мультимедиа в веб-приложении предполагает выделение отдельного компонента, отвечающего за приём входящих файлов, проверку их формата и размера, генерацию уникальных имён, размещение в файловом хранилище и формирование ссылок для последующего обращения к ресурсу» [24, с. 162].</w:t>
+      </w:r>
+    </w:p>
+    <w:p>
+      <w:pPr>
+        <w:pStyle w:val="ab"/>
         <w:spacing w:before="1080" w:beforeAutospacing="0" w:after="560" w:afterAutospacing="0"/>
         <w:ind w:left="170" w:firstLine="709"/>
         <w:rPr>
@@ -24154,7 +24085,43 @@
           <w:sz w:val="28"/>
           <w:szCs w:val="28"/>
         </w:rPr>
-        <w:t xml:space="preserve">«Подсистема обмена сообщениями в составе информационной системы предназначена для организации направленного взаимодействия между пользователями и подразделениями; в зависимости от назначения такая подсистема может реализовываться в форме комментариев, личных сообщений или каналов уведомлений» [29, с. 221].</w:t>
+        <w:t>Если рассматривать дальнейшее развитие системы, то модуль чата может быть добавлен как отдельный канал связи с администрацией. На текущем этапе для дипломного проекта достаточно того механизма общения, который уже реализован в виде комментариев.</w:t>
+      </w:r>
+    </w:p>
+    <w:p>
+      <w:pPr>
+        <w:pStyle w:val="ab"/>
+        <w:spacing w:before="1080" w:beforeAutospacing="0" w:after="560" w:afterAutospacing="0"/>
+        <w:ind w:left="170" w:firstLine="709"/>
+        <w:rPr>
+          <w:b/>
+          <w:sz w:val="28"/>
+          <w:szCs w:val="28"/>
+        </w:rPr>
+      </w:pPr>
+      <w:r>
+        <w:rPr>
+          <w:b/>
+          <w:sz w:val="28"/>
+          <w:szCs w:val="28"/>
+        </w:rPr>
+        <w:t>2.8 Т</w:t>
+      </w:r>
+      <w:r>
+        <w:rPr>
+          <w:b/>
+          <w:sz w:val="28"/>
+          <w:szCs w:val="28"/>
+        </w:rPr>
+        <w:t xml:space="preserve">естирование </w:t>
+      </w:r>
+      <w:r>
+        <w:rPr>
+          <w:b/>
+          <w:sz w:val="28"/>
+          <w:szCs w:val="28"/>
+        </w:rPr>
+        <w:t>системы</w:t>
       </w:r>
     </w:p>
     <w:p>
@@ -24173,43 +24140,15 @@
           <w:sz w:val="28"/>
           <w:szCs w:val="28"/>
         </w:rPr>
-        <w:t>Если рассматривать дальнейшее развитие системы, то модуль чата может быть добавлен как отдельный канал связи с администрацией. На текущем этапе для дипломного проекта достаточно того механизма общения, который уже реализован в виде комментариев.</w:t>
-      </w:r>
-    </w:p>
-    <w:p>
-      <w:pPr>
-        <w:pStyle w:val="ab"/>
-        <w:spacing w:before="1080" w:beforeAutospacing="0" w:after="560" w:afterAutospacing="0"/>
-        <w:ind w:left="170" w:firstLine="709"/>
-        <w:rPr>
-          <w:b/>
-          <w:sz w:val="28"/>
-          <w:szCs w:val="28"/>
-        </w:rPr>
-      </w:pPr>
-      <w:r>
-        <w:rPr>
-          <w:b/>
-          <w:sz w:val="28"/>
-          <w:szCs w:val="28"/>
-        </w:rPr>
-        <w:t>2.8 Т</w:t>
-      </w:r>
-      <w:r>
-        <w:rPr>
-          <w:b/>
-          <w:sz w:val="28"/>
-          <w:szCs w:val="28"/>
-        </w:rPr>
-        <w:t xml:space="preserve">естирование </w:t>
-      </w:r>
-      <w:r>
-        <w:rPr>
-          <w:b/>
-          <w:sz w:val="28"/>
-          <w:szCs w:val="28"/>
-        </w:rPr>
-        <w:t>системы</w:t>
+        <w:t xml:space="preserve">Проверка пользовательских функций охватывает основные сценарии работы посетителя и зарегистрированного пользователя новостной платформы: регистрацию учётной записи и вход в систему, просмотр ленты новостей и страницы отдельной статьи, поиск материалов по ключевым словам, фильтрацию по тематическим категориям, оставление и удаление </w:t>
+      </w:r>
+      <w:r>
+        <w:rPr>
+          <w:sz w:val="28"/>
+          <w:szCs w:val="28"/>
+        </w:rPr>
+        <w:lastRenderedPageBreak/>
+        <w:t>комментариев, добавление публикаций в закладки и работу с личным кабинетом, включая отображение текущего количества опытных очков (XP), уровня пользователя и истории активности.</w:t>
       </w:r>
     </w:p>
     <w:p>
@@ -24228,34 +24167,7 @@
           <w:sz w:val="28"/>
           <w:szCs w:val="28"/>
         </w:rPr>
-        <w:t xml:space="preserve">Проверка пользовательских функций охватывает основные сценарии работы посетителя и зарегистрированного пользователя новостной платформы: регистрацию учётной записи и вход в систему, просмотр ленты новостей и страницы отдельной статьи, поиск материалов по ключевым словам, фильтрацию по тематическим категориям, оставление и удаление </w:t>
-      </w:r>
-      <w:r>
-        <w:rPr>
-          <w:sz w:val="28"/>
-          <w:szCs w:val="28"/>
-        </w:rPr>
-        <w:lastRenderedPageBreak/>
-        <w:t>комментариев, добавление публикаций в закладки и работу с личным кабинетом, включая отображение текущего количества опытных очков (XP), уровня пользователя и истории активности.</w:t>
-      </w:r>
-    </w:p>
-    <w:p>
-      <w:pPr>
-        <w:pStyle w:val="ab"/>
-        <w:spacing w:before="4" w:beforeAutospacing="0" w:after="4" w:afterAutospacing="0" w:line="360" w:lineRule="exact"/>
-        <w:ind w:left="170" w:right="57" w:firstLine="709"/>
-        <w:jc w:val="both"/>
-        <w:rPr>
-          <w:sz w:val="28"/>
-          <w:szCs w:val="28"/>
-        </w:rPr>
-      </w:pPr>
-      <w:r>
-        <w:rPr>
-          <w:sz w:val="28"/>
-          <w:szCs w:val="28"/>
-        </w:rPr>
-        <w:t xml:space="preserve">«Тестирование программного обеспечения представляет собой процесс исследования программной системы, направленный на получение информации о её качестве и обнаружение расхождений между фактическим и ожидаемым поведением, осуществляемый посредством выполнения системы в специально подготовленных условиях» [31, с. 9].</w:t>
+        <w:t xml:space="preserve">По словам А.В. Щербака, «Тестирование программного обеспечения представляет собой процесс исследования программной системы, направленный на получение информации о её качестве и обнаружение расхождений между фактическим и ожидаемым поведением, осуществляемый посредством выполнения системы в специально подготовленных условиях» [31, с. 9].</w:t>
       </w:r>
     </w:p>
     <w:p>
@@ -26314,25 +26226,6 @@
     <w:p>
       <w:pPr>
         <w:pStyle w:val="ab"/>
-        <w:spacing w:before="4" w:beforeAutospacing="0" w:after="4" w:afterAutospacing="0" w:line="360" w:lineRule="exact"/>
-        <w:ind w:left="170" w:right="57" w:firstLine="709"/>
-        <w:jc w:val="both"/>
-        <w:rPr>
-          <w:sz w:val="28"/>
-          <w:szCs w:val="28"/>
-        </w:rPr>
-      </w:pPr>
-      <w:r>
-        <w:rPr>
-          <w:sz w:val="28"/>
-          <w:szCs w:val="28"/>
-        </w:rPr>
-        <w:t xml:space="preserve">«Функциональное тестирование программного обеспечения предполагает проверку реализованных функций системы на соответствие установленным требованиям; основным методом функционального тестирования является разработка и выполнение тест-кейсов, каждый из которых описывает условия проведения проверки, последовательность действий и ожидаемый результат» [31, с. 47].</w:t>
-      </w:r>
-    </w:p>
-    <w:p>
-      <w:pPr>
-        <w:pStyle w:val="ab"/>
         <w:ind w:left="171" w:firstLine="708"/>
         <w:rPr>
           <w:b/>
@@ -26511,7 +26404,7 @@
           <w:sz w:val="28"/>
           <w:szCs w:val="28"/>
         </w:rPr>
-        <w:t xml:space="preserve">«Под методологией разработки программного обеспечения понимается совокупность согласованных принципов, методов, инструментов и регламентов, определяющих порядок выполнения работ на всех стадиях жизненного цикла программного продукта — от формирования требований до его сопровождения» [29, с. 16].</w:t>
+        <w:t xml:space="preserve">По словам С.А. Чернышева, «Под методологией разработки программного обеспечения понимается совокупность согласованных принципов, методов, инструментов и регламентов, определяющих порядок выполнения работ на всех стадиях жизненного цикла программного продукта — от формирования требований до его сопровождения» [29, с. 16].</w:t>
       </w:r>
     </w:p>
     <w:p>
@@ -26599,7 +26492,7 @@
           <w:sz w:val="28"/>
           <w:szCs w:val="28"/>
         </w:rPr>
-        <w:t xml:space="preserve">поиск и фильтрация материалов по категориям; </w:t>
+        <w:t xml:space="preserve">По словам С.А. Чернышева, «Подсистема обмена сообщениями в составе информационной системы предназначена для организации направленного взаимодействия между пользователями и подразделениями; в зависимости от назначения такая подсистема может реализовываться в форме комментариев, личных сообщений или каналов уведомлений» [29, с. 221].</w:t>
       </w:r>
     </w:p>
     <w:p>
@@ -26623,7 +26516,7 @@
           <w:sz w:val="28"/>
           <w:szCs w:val="28"/>
         </w:rPr>
-        <w:t xml:space="preserve">просмотр полной статьи и связанных публикаций; </w:t>
+        <w:t xml:space="preserve">поиск и фильтрация материалов по категориям; </w:t>
       </w:r>
     </w:p>
     <w:p>
@@ -26647,7 +26540,7 @@
           <w:sz w:val="28"/>
           <w:szCs w:val="28"/>
         </w:rPr>
-        <w:t xml:space="preserve">добавление комментариев; </w:t>
+        <w:t xml:space="preserve">просмотр полной статьи и связанных публикаций; </w:t>
       </w:r>
     </w:p>
     <w:p>
@@ -26671,7 +26564,7 @@
           <w:sz w:val="28"/>
           <w:szCs w:val="28"/>
         </w:rPr>
-        <w:t xml:space="preserve">сохранение новостей в закладки; </w:t>
+        <w:t xml:space="preserve">добавление комментариев; </w:t>
       </w:r>
     </w:p>
     <w:p>
@@ -26695,7 +26588,7 @@
           <w:sz w:val="28"/>
           <w:szCs w:val="28"/>
         </w:rPr>
-        <w:t xml:space="preserve">ведение пользовательского профиля; </w:t>
+        <w:t xml:space="preserve">сохранение новостей в закладки; </w:t>
       </w:r>
     </w:p>
     <w:p>
@@ -26719,7 +26612,7 @@
           <w:sz w:val="28"/>
           <w:szCs w:val="28"/>
         </w:rPr>
-        <w:t xml:space="preserve">начисление XP за активность; </w:t>
+        <w:t xml:space="preserve">ведение пользовательского профиля; </w:t>
       </w:r>
     </w:p>
     <w:p>
@@ -26743,11 +26636,15 @@
           <w:sz w:val="28"/>
           <w:szCs w:val="28"/>
         </w:rPr>
-        <w:t xml:space="preserve">администрирование новостей и пользователей. </w:t>
-      </w:r>
-    </w:p>
-    <w:p>
-      <w:pPr>
+        <w:t xml:space="preserve">начисление XP за активность; </w:t>
+      </w:r>
+    </w:p>
+    <w:p>
+      <w:pPr>
+        <w:numPr>
+          <w:ilvl w:val="0"/>
+          <w:numId w:val="46"/>
+        </w:numPr>
         <w:spacing w:before="4" w:after="4" w:line="360" w:lineRule="exact"/>
         <w:ind w:left="170" w:right="57" w:firstLine="709"/>
         <w:jc w:val="both"/>
@@ -26763,15 +26660,7 @@
           <w:sz w:val="28"/>
           <w:szCs w:val="28"/>
         </w:rPr>
-        <w:t>А</w:t>
-      </w:r>
-      <w:r>
-        <w:rPr>
-          <w:rFonts w:ascii="Times New Roman" w:eastAsia="Times New Roman" w:hAnsi="Times New Roman" w:cs="Times New Roman"/>
-          <w:sz w:val="28"/>
-          <w:szCs w:val="28"/>
-        </w:rPr>
-        <w:t>втоматизация в рамках данного проекта обеспечивает не только упрощение работы администрации, но и повышение качества обслуживания пользователей, что делает разработку экономически оправданной.</w:t>
+        <w:t xml:space="preserve">администрирование новостей и пользователей. </w:t>
       </w:r>
     </w:p>
     <w:p>
@@ -26791,8 +26680,48 @@
           <w:sz w:val="28"/>
           <w:szCs w:val="28"/>
         </w:rPr>
-        <w:t xml:space="preserve">«Экономическая целесообразность разработки информационной системы определяется сопоставлением совокупных затрат на её создание и внедрение с ожидаемым экономическим результатом, выраженным как в виде прямой экономии трудозатрат и материальных ресурсов, так и в виде косвенных эффектов — повышения качества управления и оперативности принятия решений» [32, с. 112].</w:t>
-      </w:r>
+        <w:t>А</w:t>
+      </w:r>
+      <w:r>
+        <w:rPr>
+          <w:rFonts w:ascii="Times New Roman" w:eastAsia="Times New Roman" w:hAnsi="Times New Roman" w:cs="Times New Roman"/>
+          <w:sz w:val="28"/>
+          <w:szCs w:val="28"/>
+        </w:rPr>
+        <w:t>втоматизация в рамках данного проекта обеспечивает не только упрощение работы администрации, но и повышение качества обслуживания пользователей, что делает разработку экономически оправданной.</w:t>
+      </w:r>
+    </w:p>
+    <w:p>
+      <w:pPr>
+        <w:spacing w:before="4" w:after="4" w:line="360" w:lineRule="exact"/>
+        <w:ind w:left="170" w:right="57" w:firstLine="709"/>
+        <w:jc w:val="both"/>
+        <w:rPr>
+          <w:rFonts w:ascii="Times New Roman" w:eastAsia="Times New Roman" w:hAnsi="Times New Roman" w:cs="Times New Roman"/>
+          <w:sz w:val="28"/>
+          <w:szCs w:val="28"/>
+        </w:rPr>
+      </w:pPr>
+      <w:r>
+        <w:rPr>
+          <w:rFonts w:ascii="Times New Roman" w:eastAsia="Times New Roman" w:hAnsi="Times New Roman" w:cs="Times New Roman"/>
+          <w:sz w:val="28"/>
+          <w:szCs w:val="28"/>
+        </w:rPr>
+        <w:t xml:space="preserve">По словам А.Л. Рыжко, «Экономическая целесообразность разработки информационной системы определяется сопоставлением совокупных затрат на её создание и внедрение с ожидаемым экономическим результатом, выраженным как в виде прямой экономии трудозатрат и материальных ресурсов, так и в виде косвенных эффектов — повышения качества управления и оперативности принятия решений» [32, с. 112].</w:t>
+      </w:r>
+    </w:p>
+    <w:p>
+      <w:pPr>
+        <w:spacing w:before="4" w:after="4" w:line="360" w:lineRule="exact"/>
+        <w:ind w:left="170" w:right="57" w:firstLine="709"/>
+        <w:jc w:val="both"/>
+        <w:rPr>
+          <w:rFonts w:ascii="Times New Roman" w:eastAsia="Times New Roman" w:hAnsi="Times New Roman" w:cs="Times New Roman"/>
+          <w:sz w:val="28"/>
+          <w:szCs w:val="28"/>
+        </w:rPr>
+      </w:pPr>
     </w:p>
     <w:p>
       <w:pPr>
@@ -27109,7 +27038,7 @@
           <w:sz w:val="28"/>
           <w:szCs w:val="28"/>
         </w:rPr>
-        <w:t xml:space="preserve">«Трудоёмкость разработки программного продукта определяется как сумма затрат труда на выполнение отдельных видов работ по стадиям жизненного цикла; при её расчёте учитываются объём и сложность реализуемых функций, квалификация исполнителей, а также применяемые инструментальные средства разработки» [32, с. 56].</w:t>
+        <w:t xml:space="preserve">По словам А.Л. Рыжко, «Трудоёмкость разработки программного продукта определяется как сумма затрат труда на выполнение отдельных видов работ по стадиям жизненного цикла; при её расчёте учитываются объём и сложность реализуемых функций, квалификация исполнителей, а также применяемые инструментальные средства разработки» [32, с. 56].</w:t>
       </w:r>
     </w:p>
     <w:p>
@@ -29571,26 +29500,6 @@
           <w:sz w:val="28"/>
           <w:szCs w:val="28"/>
         </w:rPr>
-        <w:t xml:space="preserve">«Расчёт затрат на оборудование при разработке программного продукта включает определение стоимости использования вычислительной техники в течение периода разработки и рассчитывается исходя из её балансовой стоимости, нормы амортизации и фактического времени использования» [32, с. 84].</w:t>
-      </w:r>
-    </w:p>
-    <w:p>
-      <w:pPr>
-        <w:spacing w:before="4" w:after="4" w:line="360" w:lineRule="exact"/>
-        <w:ind w:left="170" w:right="57" w:firstLine="709"/>
-        <w:jc w:val="both"/>
-        <w:rPr>
-          <w:rFonts w:ascii="Times New Roman" w:eastAsia="Times New Roman" w:hAnsi="Times New Roman" w:cs="Times New Roman"/>
-          <w:sz w:val="28"/>
-          <w:szCs w:val="28"/>
-        </w:rPr>
-      </w:pPr>
-      <w:r>
-        <w:rPr>
-          <w:rFonts w:ascii="Times New Roman" w:eastAsia="Times New Roman" w:hAnsi="Times New Roman" w:cs="Times New Roman"/>
-          <w:sz w:val="28"/>
-          <w:szCs w:val="28"/>
-        </w:rPr>
         <w:t>Амортизация за период разработки:</w:t>
       </w:r>
     </w:p>
@@ -30018,25 +29927,6 @@
           <w:sz w:val="28"/>
           <w:szCs w:val="28"/>
         </w:rPr>
-        <w:t xml:space="preserve">«Прочие затраты, относимые на разработку программного продукта, включают канцелярские расходы, расходы на связь, копирование и тиражирование материалов, а также иные накладные расходы; для их укрупнённой оценки применяется коэффициент к основной заработной плате разработчиков» [32, с. 98].</w:t>
-      </w:r>
-    </w:p>
-    <w:p>
-      <w:pPr>
-        <w:pStyle w:val="ab"/>
-        <w:spacing w:before="4" w:beforeAutospacing="0" w:after="4" w:afterAutospacing="0" w:line="360" w:lineRule="exact"/>
-        <w:ind w:left="170" w:right="57" w:firstLine="709"/>
-        <w:jc w:val="both"/>
-        <w:rPr>
-          <w:sz w:val="28"/>
-          <w:szCs w:val="28"/>
-        </w:rPr>
-      </w:pPr>
-      <w:r>
-        <w:rPr>
-          <w:sz w:val="28"/>
-          <w:szCs w:val="28"/>
-        </w:rPr>
         <w:t>Примем прочие затраты в размере 2 базовых величин:</w:t>
       </w:r>
     </w:p>
@@ -30356,7 +30246,7 @@
           <w:sz w:val="28"/>
           <w:szCs w:val="28"/>
         </w:rPr>
-        <w:t xml:space="preserve">«Под годовым экономическим эффектом от внедрения информационной системы понимается разность между годовой экономией текущих затрат, обеспечиваемой автоматизацией, и приведёнными к году капитальными вложениями в её создание; срок окупаемости определяется как отношение единовременных затрат к величине годовой экономии» [32, с. 73].</w:t>
+        <w:t xml:space="preserve">По словам А.Л. Рыжко, «Под годовым экономическим эффектом от внедрения информационной системы понимается разность между годовой экономией текущих затрат, обеспечиваемой автоматизацией, и приведёнными к году капитальными вложениями в её создание; срок окупаемости определяется как отношение единовременных затрат к величине годовой экономии» [32, с. 73].</w:t>
       </w:r>
     </w:p>
     <w:p>
@@ -30954,6 +30844,25 @@
           <w:color w:val="auto"/>
         </w:rPr>
         <w:t>3.3.2 Расчет срока окупаемости</w:t>
+      </w:r>
+    </w:p>
+    <w:p>
+      <w:pPr>
+        <w:pStyle w:val="1"/>
+        <w:spacing w:before="1080" w:after="560" w:line="360" w:lineRule="exact"/>
+        <w:ind w:left="171" w:right="57" w:firstLine="708"/>
+        <w:jc w:val="both"/>
+        <w:rPr>
+          <w:rFonts w:ascii="Times New Roman" w:hAnsi="Times New Roman" w:cs="Times New Roman"/>
+          <w:color w:val="auto"/>
+        </w:rPr>
+      </w:pPr>
+      <w:r>
+        <w:rPr>
+          <w:rFonts w:ascii="Times New Roman" w:hAnsi="Times New Roman" w:cs="Times New Roman"/>
+          <w:color w:val="auto"/>
+        </w:rPr>
+        <w:t xml:space="preserve">По словам А.Л. Рыжко, «Расчёт затрат на оборудование при разработке программного продукта включает определение стоимости использования вычислительной техники в течение периода разработки и рассчитывается исходя из её балансовой стоимости, нормы амортизации и фактического времени использования» [32, с. 84].</w:t>
       </w:r>
     </w:p>
     <w:p>
@@ -31540,6 +31449,26 @@
     </w:p>
     <w:p>
       <w:pPr>
+        <w:spacing w:before="4" w:after="4" w:line="360" w:lineRule="exact"/>
+        <w:ind w:left="170" w:right="57" w:firstLine="709"/>
+        <w:jc w:val="both"/>
+        <w:rPr>
+          <w:rFonts w:ascii="Times New Roman" w:eastAsia="Times New Roman" w:hAnsi="Times New Roman" w:cs="Times New Roman"/>
+          <w:sz w:val="28"/>
+          <w:szCs w:val="28"/>
+        </w:rPr>
+      </w:pPr>
+      <w:r>
+        <w:rPr>
+          <w:rFonts w:ascii="Times New Roman" w:eastAsia="Times New Roman" w:hAnsi="Times New Roman" w:cs="Times New Roman"/>
+          <w:sz w:val="28"/>
+          <w:szCs w:val="28"/>
+        </w:rPr>
+        <w:t xml:space="preserve">По словам А.Л. Рыжко, «Прочие затраты, относимые на разработку программного продукта, включают канцелярские расходы, расходы на связь, копирование и тиражирование материалов, а также иные накладные расходы; для их укрупнённой оценки применяется коэффициент к основной заработной плате разработчиков» [32, с. 98].</w:t>
+      </w:r>
+    </w:p>
+    <w:p>
+      <w:pPr>
         <w:pStyle w:val="1"/>
         <w:spacing w:before="1080" w:after="560" w:line="360" w:lineRule="exact"/>
         <w:ind w:left="170" w:right="57" w:firstLine="709"/>
@@ -31594,67 +31523,7 @@
           <w:sz w:val="28"/>
           <w:szCs w:val="28"/>
         </w:rPr>
-        <w:t xml:space="preserve">«Тестирование на завершающей стадии разработки программного продукта позволяет подтвердить соответствие реализованной системы исходным требованиям, выявить и устранить остаточные дефекты, а также сформировать набор тест-кейсов, пригодных для последующего регрессионного тестирования при сопровождении» [31, с. 92].</w:t>
-      </w:r>
-    </w:p>
-    <w:p>
-      <w:pPr>
-        <w:spacing w:before="4" w:after="4" w:line="360" w:lineRule="exact"/>
-        <w:ind w:left="170" w:right="57" w:firstLine="709"/>
-        <w:jc w:val="both"/>
-        <w:rPr>
-          <w:rFonts w:ascii="Times New Roman" w:eastAsia="Times New Roman" w:hAnsi="Times New Roman" w:cs="Times New Roman"/>
-          <w:sz w:val="28"/>
-          <w:szCs w:val="28"/>
-        </w:rPr>
-      </w:pPr>
-      <w:r>
-        <w:rPr>
-          <w:rFonts w:ascii="Times New Roman" w:eastAsia="Times New Roman" w:hAnsi="Times New Roman" w:cs="Times New Roman"/>
-          <w:sz w:val="28"/>
-          <w:szCs w:val="28"/>
-        </w:rPr>
-        <w:t xml:space="preserve">«Эффективность внедрения информационной системы оценивается по комплексу показателей, охватывающих сокращение трудозатрат на выполнение рутинных операций, повышение оперативности обработки информации, рост качества управленческих решений, а также снижение количества ошибок, возникающих при ручном ведении учётной деятельности» [32, с. 124].</w:t>
-      </w:r>
-    </w:p>
-    <w:p>
-      <w:pPr>
-        <w:spacing w:before="4" w:after="4" w:line="360" w:lineRule="exact"/>
-        <w:ind w:left="170" w:right="57" w:firstLine="709"/>
-        <w:jc w:val="both"/>
-        <w:rPr>
-          <w:rFonts w:ascii="Times New Roman" w:eastAsia="Times New Roman" w:hAnsi="Times New Roman" w:cs="Times New Roman"/>
-          <w:sz w:val="28"/>
-          <w:szCs w:val="28"/>
-        </w:rPr>
-      </w:pPr>
-      <w:r>
-        <w:rPr>
-          <w:rFonts w:ascii="Times New Roman" w:eastAsia="Times New Roman" w:hAnsi="Times New Roman" w:cs="Times New Roman"/>
-          <w:sz w:val="28"/>
-          <w:szCs w:val="28"/>
-        </w:rPr>
         <w:t>Для предприятия это означает:</w:t>
-      </w:r>
-    </w:p>
-    <w:p>
-      <w:pPr>
-        <w:spacing w:before="4" w:after="4" w:line="360" w:lineRule="exact"/>
-        <w:ind w:left="170" w:right="57" w:firstLine="709"/>
-        <w:jc w:val="both"/>
-        <w:rPr>
-          <w:rFonts w:ascii="Times New Roman" w:eastAsia="Times New Roman" w:hAnsi="Times New Roman" w:cs="Times New Roman"/>
-          <w:sz w:val="28"/>
-          <w:szCs w:val="28"/>
-        </w:rPr>
-      </w:pPr>
-      <w:r>
-        <w:rPr>
-          <w:rFonts w:ascii="Times New Roman" w:eastAsia="Times New Roman" w:hAnsi="Times New Roman" w:cs="Times New Roman"/>
-          <w:sz w:val="28"/>
-          <w:szCs w:val="28"/>
-        </w:rPr>
-        <w:t xml:space="preserve">«Разработанное в рамках дипломного проекта программное средство представляет собой завершённый прикладной программный продукт, готовый к опытной эксплуатации в условиях организации-заказчика и способный обеспечивать выполнение установленных функциональных задач с заданным уровнем качества» [25, с. 261].</w:t>
       </w:r>
     </w:p>
     <w:p>
@@ -32020,25 +31889,6 @@
           <w:sz w:val="28"/>
           <w:szCs w:val="28"/>
         </w:rPr>
-        <w:t xml:space="preserve">«Завершающий этап выполнения дипломной работы предполагает обобщение полученных результатов, оценку степени достижения поставленных задач, формулирование выводов о применимости разработанных проектных решений и определение направлений дальнейшего развития предложенной информационной системы» [25, с. 254].</w:t>
-      </w:r>
-    </w:p>
-    <w:p>
-      <w:pPr>
-        <w:pStyle w:val="ab"/>
-        <w:spacing w:before="4" w:beforeAutospacing="0" w:after="4" w:afterAutospacing="0" w:line="360" w:lineRule="exact"/>
-        <w:ind w:left="170" w:right="57" w:firstLine="709"/>
-        <w:jc w:val="both"/>
-        <w:rPr>
-          <w:sz w:val="28"/>
-          <w:szCs w:val="28"/>
-        </w:rPr>
-      </w:pPr>
-      <w:r>
-        <w:rPr>
-          <w:sz w:val="28"/>
-          <w:szCs w:val="28"/>
-        </w:rPr>
         <w:t xml:space="preserve">В рамках проектной части была разработана архитектура системы, определена структура клиентской и серверной частей приложения, спроектирована модель базы данных и логика взаимодействия основных модулей системы. </w:t>
       </w:r>
     </w:p>
@@ -32295,7 +32145,7 @@
           <w:rFonts w:eastAsia="Times New Roman"/>
           <w:szCs w:val="28"/>
         </w:rPr>
-        <w:t xml:space="preserve">TypeScript. Handbook [Электронный ресурс]. – Режим доступа: typescriptlang.org. – Дата доступа: 27.03.2026. </w:t>
+        <w:t xml:space="preserve">По словам А.Л. Рыжко, «Эффективность внедрения информационной системы оценивается по комплексу показателей, охватывающих сокращение трудозатрат на выполнение рутинных операций, повышение оперативности обработки информации, рост качества управленческих решений, а также снижение количества ошибок, возникающих при ручном ведении учётной деятельности» [32, с. 124].</w:t>
       </w:r>
     </w:p>
     <w:p>
@@ -32320,7 +32170,7 @@
           <w:rFonts w:eastAsia="Times New Roman"/>
           <w:szCs w:val="28"/>
         </w:rPr>
-        <w:t xml:space="preserve">JavaScript [Электронный ресурс] / MDN WebDocs. – Режим доступа: developer.mozilla.org. – Дата доступа: 27.03.2026. </w:t>
+        <w:t xml:space="preserve">TypeScript. Handbook [Электронный ресурс]. – Режим доступа: typescriptlang.org. – Дата доступа: 27.03.2026. </w:t>
       </w:r>
     </w:p>
     <w:p>
@@ -32345,7 +32195,7 @@
           <w:rFonts w:eastAsia="Times New Roman"/>
           <w:szCs w:val="28"/>
         </w:rPr>
-        <w:t xml:space="preserve">HTML: LivingStandard [Электронный ресурс] / MDN WebDocs. – Режим доступа: developer.mozilla.org. – Дата доступа: 27.03.2026. </w:t>
+        <w:t xml:space="preserve">JavaScript [Электронный ресурс] / MDN WebDocs. – Режим доступа: developer.mozilla.org. – Дата доступа: 27.03.2026. </w:t>
       </w:r>
     </w:p>
     <w:p>
@@ -32370,7 +32220,7 @@
           <w:rFonts w:eastAsia="Times New Roman"/>
           <w:szCs w:val="28"/>
         </w:rPr>
-        <w:t xml:space="preserve">CSS: каскадные таблицы стилей [Электронный ресурс] / MDN WebDocs. – Режим доступа: developer.mozilla.org. – Дата доступа: 27.03.2026. </w:t>
+        <w:t xml:space="preserve">HTML: LivingStandard [Электронный ресурс] / MDN WebDocs. – Режим доступа: developer.mozilla.org. – Дата доступа: 27.03.2026. </w:t>
       </w:r>
     </w:p>
     <w:p>
@@ -32395,7 +32245,7 @@
           <w:rFonts w:eastAsia="Times New Roman"/>
           <w:szCs w:val="28"/>
         </w:rPr>
-        <w:t xml:space="preserve">Fetch API [Электронный ресурс] / MDN WebDocs. – Режим доступа: developer.mozilla.org. – Дата доступа: 27.03.2026. </w:t>
+        <w:t xml:space="preserve">CSS: каскадные таблицы стилей [Электронный ресурс] / MDN WebDocs. – Режим доступа: developer.mozilla.org. – Дата доступа: 27.03.2026. </w:t>
       </w:r>
     </w:p>
     <w:p>
@@ -32420,7 +32270,7 @@
           <w:rFonts w:eastAsia="Times New Roman"/>
           <w:szCs w:val="28"/>
         </w:rPr>
-        <w:t xml:space="preserve">Node.js : руководство по Node.js [Электронный ресурс] / Metanit. – Режим доступа: metanit.com/web/nodejs. – Дата доступа: 27.03.2026. </w:t>
+        <w:t xml:space="preserve">Fetch API [Электронный ресурс] / MDN WebDocs. – Режим доступа: developer.mozilla.org. – Дата доступа: 27.03.2026. </w:t>
       </w:r>
     </w:p>
     <w:p>
@@ -32445,7 +32295,7 @@
           <w:rFonts w:eastAsia="Times New Roman"/>
           <w:szCs w:val="28"/>
         </w:rPr>
-        <w:t xml:space="preserve">Express (Node.js/JavaScript) [Электронный ресурс] / MDN WebDocs. – Режим доступа: developer.mozilla.org. – Дата доступа: 27.03.2026. </w:t>
+        <w:t xml:space="preserve">Node.js : руководство по Node.js [Электронный ресурс] / Metanit. – Режим доступа: metanit.com/web/nodejs. – Дата доступа: 27.03.2026. </w:t>
       </w:r>
     </w:p>
     <w:p>
@@ -32470,7 +32320,7 @@
           <w:rFonts w:eastAsia="Times New Roman"/>
           <w:szCs w:val="28"/>
         </w:rPr>
-        <w:t xml:space="preserve">PostgreSQL : руководство по PostgreSQL [Электронный ресурс] / Metanit. – Режим доступа: metanit.com/sql/postgresql. – Дата доступа: 27.03.2026. </w:t>
+        <w:t xml:space="preserve">Express (Node.js/JavaScript) [Электронный ресурс] / MDN WebDocs. – Режим доступа: developer.mozilla.org. – Дата доступа: 27.03.2026. </w:t>
       </w:r>
     </w:p>
     <w:p>
@@ -32495,7 +32345,7 @@
           <w:rFonts w:eastAsia="Times New Roman"/>
           <w:szCs w:val="28"/>
         </w:rPr>
-        <w:t xml:space="preserve">Drizzle ORM Documentation [Электронный ресурс]. – Режим доступа: orm.drizzle.team. – Дата доступа: 27.03.2026. </w:t>
+        <w:t xml:space="preserve">PostgreSQL : руководство по PostgreSQL [Электронный ресурс] / Metanit. – Режим доступа: metanit.com/sql/postgresql. – Дата доступа: 27.03.2026. </w:t>
       </w:r>
     </w:p>
     <w:p>
@@ -32520,7 +32370,7 @@
           <w:rFonts w:eastAsia="Times New Roman"/>
           <w:szCs w:val="28"/>
         </w:rPr>
-        <w:t xml:space="preserve">TanStackQuery. Документация [Электронный ресурс]. – Режим доступа: tanstack.com/query. – Дата доступа: 27.03.2026. </w:t>
+        <w:t xml:space="preserve">Drizzle ORM Documentation [Электронный ресурс]. – Режим доступа: orm.drizzle.team. – Дата доступа: 27.03.2026. </w:t>
       </w:r>
     </w:p>
     <w:p>
@@ -32545,7 +32395,7 @@
           <w:rFonts w:eastAsia="Times New Roman"/>
           <w:szCs w:val="28"/>
         </w:rPr>
-        <w:t xml:space="preserve">Zod. Documentation [Электронный ресурс]. – Режим доступа: zod.dev. – Дата доступа: 27.03.2026. </w:t>
+        <w:t xml:space="preserve">TanStackQuery. Документация [Электронный ресурс]. – Режим доступа: tanstack.com/query. – Дата доступа: 27.03.2026. </w:t>
       </w:r>
     </w:p>
     <w:p>
@@ -32570,7 +32420,7 @@
           <w:rFonts w:eastAsia="Times New Roman"/>
           <w:szCs w:val="28"/>
         </w:rPr>
-        <w:t xml:space="preserve">Wouter. LightweightrouterforReact [Электронный ресурс]. – Режим доступа: github.com/molefrog/wouter. – Дата доступа: 27.03.2026. </w:t>
+        <w:t xml:space="preserve">Zod. Documentation [Электронный ресурс]. – Режим доступа: zod.dev. – Дата доступа: 27.03.2026. </w:t>
       </w:r>
     </w:p>
     <w:p>
@@ -32595,7 +32445,7 @@
           <w:rFonts w:eastAsia="Times New Roman"/>
           <w:szCs w:val="28"/>
         </w:rPr>
-        <w:t xml:space="preserve">shadcn/ui. Components [Электронный ресурс]. – Режим доступа: ui.shadcn.com. – Дата доступа: 27.03.2026. </w:t>
+        <w:t xml:space="preserve">Wouter. LightweightrouterforReact [Электронный ресурс]. – Режим доступа: github.com/molefrog/wouter. – Дата доступа: 27.03.2026. </w:t>
       </w:r>
     </w:p>
     <w:p>
@@ -32620,7 +32470,7 @@
           <w:rFonts w:eastAsia="Times New Roman"/>
           <w:szCs w:val="28"/>
         </w:rPr>
-        <w:t xml:space="preserve">express-session [Электронный ресурс]. – Режим доступа: npmjs.com/package/express-session. – Дата доступа: 27.03.2026. </w:t>
+        <w:t xml:space="preserve">shadcn/ui. Components [Электронный ресурс]. – Режим доступа: ui.shadcn.com. – Дата доступа: 27.03.2026. </w:t>
       </w:r>
     </w:p>
     <w:p>
@@ -32645,8 +32495,7 @@
           <w:rFonts w:eastAsia="Times New Roman"/>
           <w:szCs w:val="28"/>
         </w:rPr>
-        <w:lastRenderedPageBreak/>
-        <w:t xml:space="preserve">connect-pg-simple [Электронный ресурс]. – Режим доступа: npmjs.com/package/connect-pg-simple. – Дата доступа: 27.03.2026. </w:t>
+        <w:t xml:space="preserve">express-session [Электронный ресурс]. – Режим доступа: npmjs.com/package/express-session. – Дата доступа: 27.03.2026. </w:t>
       </w:r>
     </w:p>
     <w:p>
@@ -32671,7 +32520,7 @@
           <w:rFonts w:eastAsia="Times New Roman"/>
           <w:szCs w:val="28"/>
         </w:rPr>
-        <w:t xml:space="preserve">Multer [Электронный ресурс]. – Режим доступа: npmjs.com/package/multer. – Дата доступа: 27.03.2026. </w:t>
+        <w:t xml:space="preserve">По словам М.В. Григорьева, «Завершающий этап выполнения дипломной работы предполагает обобщение полученных результатов, оценку степени достижения поставленных задач, формулирование выводов о применимости разработанных проектных решений и определение направлений дальнейшего развития предложенной информационной системы» [25, с. 254].</w:t>
       </w:r>
     </w:p>
     <w:p>
@@ -32696,7 +32545,8 @@
           <w:rFonts w:eastAsia="Times New Roman"/>
           <w:szCs w:val="28"/>
         </w:rPr>
-        <w:t xml:space="preserve">bcryptjs [Электронный ресурс]. – Режим доступа: npmjs.com/package/bcryptjs. – Дата доступа: 27.03.2026. </w:t>
+        <w:lastRenderedPageBreak/>
+        <w:t xml:space="preserve">connect-pg-simple [Электронный ресурс]. – Режим доступа: npmjs.com/package/connect-pg-simple. – Дата доступа: 27.03.2026. </w:t>
       </w:r>
     </w:p>
     <w:p>
@@ -32721,7 +32571,7 @@
           <w:rFonts w:eastAsia="Times New Roman"/>
           <w:szCs w:val="28"/>
         </w:rPr>
-        <w:t xml:space="preserve">Cookieandsessionmanagement [Электронный ресурс] / MDN WebDocs. – Режим доступа: developer.mozilla.org. – Дата доступа: 27.03.2026. </w:t>
+        <w:t xml:space="preserve">Multer [Электронный ресурс]. – Режим доступа: npmjs.com/package/multer. – Дата доступа: 27.03.2026. </w:t>
       </w:r>
     </w:p>
     <w:p>
@@ -32746,7 +32596,107 @@
           <w:rFonts w:eastAsia="Times New Roman"/>
           <w:szCs w:val="28"/>
         </w:rPr>
+        <w:t xml:space="preserve">bcryptjs [Электронный ресурс]. – Режим доступа: npmjs.com/package/bcryptjs. – Дата доступа: 27.03.2026. </w:t>
+      </w:r>
+    </w:p>
+    <w:p>
+      <w:pPr>
+        <w:pStyle w:val="a4"/>
+        <w:numPr>
+          <w:ilvl w:val="0"/>
+          <w:numId w:val="8"/>
+        </w:numPr>
+        <w:tabs>
+          <w:tab w:val="left" w:pos="426"/>
+        </w:tabs>
+        <w:spacing w:before="4" w:after="4"/>
+        <w:ind w:left="0" w:right="57" w:firstLine="284"/>
+        <w:rPr>
+          <w:rFonts w:eastAsia="Times New Roman"/>
+          <w:szCs w:val="28"/>
+        </w:rPr>
+      </w:pPr>
+      <w:r>
+        <w:rPr>
+          <w:rFonts w:eastAsia="Times New Roman"/>
+          <w:szCs w:val="28"/>
+        </w:rPr>
+        <w:t xml:space="preserve">По словам А.В. Щербака, «Тестирование на завершающей стадии разработки программного продукта позволяет подтвердить соответствие реализованной системы исходным требованиям, выявить и устранить остаточные дефекты, а также сформировать набор тест-кейсов, пригодных для последующего регрессионного тестирования при сопровождении» [31, с. 92].</w:t>
+      </w:r>
+    </w:p>
+    <w:p>
+      <w:pPr>
+        <w:pStyle w:val="a4"/>
+        <w:numPr>
+          <w:ilvl w:val="0"/>
+          <w:numId w:val="8"/>
+        </w:numPr>
+        <w:tabs>
+          <w:tab w:val="left" w:pos="426"/>
+        </w:tabs>
+        <w:spacing w:before="4" w:after="4"/>
+        <w:ind w:left="0" w:right="57" w:firstLine="284"/>
+        <w:rPr>
+          <w:rFonts w:eastAsia="Times New Roman"/>
+          <w:szCs w:val="28"/>
+        </w:rPr>
+      </w:pPr>
+      <w:r>
+        <w:rPr>
+          <w:rFonts w:eastAsia="Times New Roman"/>
+          <w:szCs w:val="28"/>
+        </w:rPr>
+        <w:t xml:space="preserve">Cookieandsessionmanagement [Электронный ресурс] / MDN WebDocs. – Режим доступа: developer.mozilla.org. – Дата доступа: 27.03.2026. </w:t>
+      </w:r>
+    </w:p>
+    <w:p>
+      <w:pPr>
+        <w:pStyle w:val="a4"/>
+        <w:numPr>
+          <w:ilvl w:val="0"/>
+          <w:numId w:val="8"/>
+        </w:numPr>
+        <w:tabs>
+          <w:tab w:val="left" w:pos="426"/>
+        </w:tabs>
+        <w:spacing w:before="4" w:after="4"/>
+        <w:ind w:left="0" w:right="57" w:firstLine="284"/>
+        <w:rPr>
+          <w:rFonts w:eastAsia="Times New Roman"/>
+          <w:szCs w:val="28"/>
+        </w:rPr>
+      </w:pPr>
+      <w:r>
+        <w:rPr>
+          <w:rFonts w:eastAsia="Times New Roman"/>
+          <w:szCs w:val="28"/>
+        </w:rPr>
         <w:t xml:space="preserve">Полуэктова, Н. Р. Разработка веб-приложений : учебное пособие / Н. Р. Полуэктова. – 2-е изд. – М. : Издательство Юрайт, 2024. – 204 с. </w:t>
+      </w:r>
+    </w:p>
+    <w:p>
+      <w:pPr>
+        <w:pStyle w:val="a4"/>
+        <w:numPr>
+          <w:ilvl w:val="0"/>
+          <w:numId w:val="8"/>
+        </w:numPr>
+        <w:tabs>
+          <w:tab w:val="left" w:pos="426"/>
+        </w:tabs>
+        <w:spacing w:before="4" w:after="4"/>
+        <w:ind w:left="0" w:right="57" w:firstLine="284"/>
+        <w:rPr>
+          <w:rFonts w:eastAsia="Times New Roman"/>
+          <w:szCs w:val="28"/>
+        </w:rPr>
+      </w:pPr>
+      <w:r>
+        <w:rPr>
+          <w:rFonts w:eastAsia="Times New Roman"/>
+          <w:szCs w:val="28"/>
+        </w:rPr>
+        <w:t xml:space="preserve">По словам М.В. Григорьева, «Разработанное в рамках дипломного проекта программное средство представляет собой завершённый прикладной программный продукт, готовый к опытной эксплуатации в условиях организации-заказчика и способный обеспечивать выполнение установленных функциональных задач с заданным уровнем качества» [25, с. 261].</w:t>
       </w:r>
     </w:p>
     <w:p>
